--- a/docs/public/templates/SLCN-submission-template-en.docx
+++ b/docs/public/templates/SLCN-submission-template-en.docx
@@ -113,7 +113,91 @@
           <w:i w:val="0"/>
           <w:sz w:val="22"/>
         </w:rPr>
-        <w:t>This is the first paragraph of the body text. Please insert your paper here; the body text uses 11 pt Times New Roman with 1.05 line spacing and a first-line indent of two characters.</w:t>
+        <w:t>This is the first paragraph of the body text. Please insert your paper here.</w:t>
+      </w:r>
+    </w:p>
+    <w:p>
+      <w:pPr/>
+      <w:r>
+        <w:rPr>
+          <w:rFonts w:ascii="Times New Roman" w:hAnsi="Times New Roman" w:eastAsia="SimSun"/>
+          <w:b w:val="0"/>
+          <w:i w:val="0"/>
+          <w:sz w:val="22"/>
+        </w:rPr>
+        <w:t xml:space="preserve">Citations in the manuscript use the numbered form in parentheses, matching the reference list: one item </w:t>
+      </w:r>
+      <w:r>
+        <w:rPr>
+          <w:rFonts w:ascii="Times New Roman" w:hAnsi="Times New Roman" w:eastAsia="SimSun"/>
+          <w:b w:val="0"/>
+          <w:i w:val="0"/>
+          <w:sz w:val="22"/>
+        </w:rPr>
+        <w:t>([1])</w:t>
+      </w:r>
+      <w:r>
+        <w:rPr>
+          <w:rFonts w:ascii="Times New Roman" w:hAnsi="Times New Roman" w:eastAsia="SimSun"/>
+          <w:b w:val="0"/>
+          <w:i w:val="0"/>
+          <w:sz w:val="22"/>
+        </w:rPr>
+        <w:t xml:space="preserve">; with a page number </w:t>
+      </w:r>
+      <w:r>
+        <w:rPr>
+          <w:rFonts w:ascii="Times New Roman" w:hAnsi="Times New Roman" w:eastAsia="SimSun"/>
+          <w:b w:val="0"/>
+          <w:i w:val="0"/>
+          <w:sz w:val="22"/>
+        </w:rPr>
+        <w:t>([3], p. 45)</w:t>
+      </w:r>
+      <w:r>
+        <w:rPr>
+          <w:rFonts w:ascii="Times New Roman" w:hAnsi="Times New Roman" w:eastAsia="SimSun"/>
+          <w:b w:val="0"/>
+          <w:i w:val="0"/>
+          <w:sz w:val="22"/>
+        </w:rPr>
+        <w:t xml:space="preserve">; several items at once </w:t>
+      </w:r>
+      <w:r>
+        <w:rPr>
+          <w:rFonts w:ascii="Times New Roman" w:hAnsi="Times New Roman" w:eastAsia="SimSun"/>
+          <w:b w:val="0"/>
+          <w:i w:val="0"/>
+          <w:sz w:val="22"/>
+        </w:rPr>
+        <w:t>([1, 2])</w:t>
+      </w:r>
+      <w:r>
+        <w:rPr>
+          <w:rFonts w:ascii="Times New Roman" w:hAnsi="Times New Roman" w:eastAsia="SimSun"/>
+          <w:b w:val="0"/>
+          <w:i w:val="0"/>
+          <w:sz w:val="22"/>
+        </w:rPr>
+        <w:t xml:space="preserve">; with a lead-in </w:t>
+      </w:r>
+      <w:r>
+        <w:rPr>
+          <w:rFonts w:ascii="Times New Roman" w:hAnsi="Times New Roman" w:eastAsia="SimSun"/>
+          <w:b w:val="0"/>
+          <w:i w:val="0"/>
+          <w:sz w:val="22"/>
+        </w:rPr>
+        <w:t>see ([4])</w:t>
+      </w:r>
+      <w:r>
+        <w:rPr>
+          <w:rFonts w:ascii="Times New Roman" w:hAnsi="Times New Roman" w:eastAsia="SimSun"/>
+          <w:b w:val="0"/>
+          <w:i w:val="0"/>
+          <w:sz w:val="22"/>
+        </w:rPr>
+        <w:t>. Put citation marks before commas and after full stops. The example list also covers a Chinese article ([3]), a dissertation ([4]), a book chapter ([5]) and an online resource ([6]).</w:t>
       </w:r>
     </w:p>
     <w:p>
@@ -163,7 +247,7 @@
           <w:i w:val="0"/>
           <w:sz w:val="24"/>
         </w:rPr>
-        <w:t>A New Section</w:t>
+        <w:t>Mathematical Formulas and Symbols</w:t>
       </w:r>
     </w:p>
     <w:p>
@@ -195,7 +279,7 @@
           <w:i w:val="0"/>
           <w:sz w:val="22"/>
         </w:rPr>
-        <w:t>A Subsection</w:t>
+        <w:t>Inline Formulas and Symbols</w:t>
       </w:r>
     </w:p>
     <w:p>
@@ -207,7 +291,591 @@
           <w:i w:val="0"/>
           <w:sz w:val="22"/>
         </w:rPr>
-        <w:t>Body text under the subsection.</w:t>
+        <w:t xml:space="preserve">Inline formula example: let </w:t>
+      </w:r>
+      <m:oMath>
+        <m:sSup>
+          <m:e>
+            <m:r>
+              <m:rPr>
+                <m:sty m:val="p"/>
+              </m:rPr>
+              <m:t xml:space="preserve">x</m:t>
+            </m:r>
+          </m:e>
+          <m:sup>
+            <m:r>
+              <m:rPr>
+                <m:sty m:val="p"/>
+              </m:rPr>
+              <m:t xml:space="preserve">2</m:t>
+            </m:r>
+          </m:sup>
+        </m:sSup>
+        <m:r>
+          <m:rPr>
+            <m:sty m:val="p"/>
+          </m:rPr>
+          <m:t xml:space="preserve">+</m:t>
+        </m:r>
+        <m:sSup>
+          <m:e>
+            <m:r>
+              <m:rPr>
+                <m:sty m:val="p"/>
+              </m:rPr>
+              <m:t xml:space="preserve">y</m:t>
+            </m:r>
+          </m:e>
+          <m:sup>
+            <m:r>
+              <m:rPr>
+                <m:sty m:val="p"/>
+              </m:rPr>
+              <m:t xml:space="preserve">2</m:t>
+            </m:r>
+          </m:sup>
+        </m:sSup>
+        <m:r>
+          <m:rPr>
+            <m:sty m:val="p"/>
+          </m:rPr>
+          <m:t xml:space="preserve">=</m:t>
+        </m:r>
+        <m:sSup>
+          <m:e>
+            <m:r>
+              <m:rPr>
+                <m:sty m:val="p"/>
+              </m:rPr>
+              <m:t xml:space="preserve">r</m:t>
+            </m:r>
+          </m:e>
+          <m:sup>
+            <m:r>
+              <m:rPr>
+                <m:sty m:val="p"/>
+              </m:rPr>
+              <m:t xml:space="preserve">2</m:t>
+            </m:r>
+          </m:sup>
+        </m:sSup>
+      </m:oMath>
+      <w:r>
+        <w:rPr>
+          <w:rFonts w:ascii="Times New Roman" w:hAnsi="Times New Roman" w:eastAsia="SimSun"/>
+          <w:b w:val="0"/>
+          <w:i w:val="0"/>
+          <w:sz w:val="22"/>
+        </w:rPr>
+        <w:t xml:space="preserve"> be the equation of a circle, and let </w:t>
+      </w:r>
+      <m:oMath>
+        <m:r>
+          <m:rPr>
+            <m:sty m:val="p"/>
+          </m:rPr>
+          <m:t xml:space="preserve">f(x)=</m:t>
+        </m:r>
+        <m:f>
+          <m:num>
+            <m:r>
+              <m:rPr>
+                <m:sty m:val="p"/>
+              </m:rPr>
+              <m:t xml:space="preserve">1</m:t>
+            </m:r>
+          </m:num>
+          <m:den>
+            <m:r>
+              <m:rPr>
+                <m:sty m:val="p"/>
+              </m:rPr>
+              <m:t xml:space="preserve">1+</m:t>
+            </m:r>
+            <m:sSup>
+              <m:e>
+                <m:r>
+                  <m:rPr>
+                    <m:sty m:val="p"/>
+                  </m:rPr>
+                  <m:t xml:space="preserve">e</m:t>
+                </m:r>
+              </m:e>
+              <m:sup>
+                <m:r>
+                  <m:rPr>
+                    <m:sty m:val="p"/>
+                  </m:rPr>
+                  <m:t xml:space="preserve">−x</m:t>
+                </m:r>
+              </m:sup>
+            </m:sSup>
+          </m:den>
+        </m:f>
+      </m:oMath>
+      <w:r>
+        <w:rPr>
+          <w:rFonts w:ascii="Times New Roman" w:hAnsi="Times New Roman" w:eastAsia="SimSun"/>
+          <w:b w:val="0"/>
+          <w:i w:val="0"/>
+          <w:sz w:val="22"/>
+        </w:rPr>
+        <w:t xml:space="preserve"> be continuous on the real line.</w:t>
+      </w:r>
+    </w:p>
+    <w:p>
+      <w:pPr/>
+      <w:r>
+        <w:rPr>
+          <w:rFonts w:ascii="Times New Roman" w:hAnsi="Times New Roman" w:eastAsia="SimSun"/>
+          <w:b w:val="0"/>
+          <w:i w:val="0"/>
+          <w:sz w:val="22"/>
+        </w:rPr>
+        <w:t>Logic symbols (type the Unicode characters directly; do not use symbol fonts): ¬, ∧, ∨, →, ↔, ∀, ∃, ⊢, ⊨, □, ◇, ∈, ⊆.</w:t>
+      </w:r>
+    </w:p>
+    <w:p>
+      <w:pPr>
+        <w:pStyle w:val="Heading2"/>
+      </w:pPr>
+      <w:r>
+        <w:rPr>
+          <w:rFonts w:ascii="Times New Roman" w:hAnsi="Times New Roman" w:eastAsia="Times New Roman"/>
+          <w:b/>
+          <w:i w:val="0"/>
+          <w:sz w:val="22"/>
+        </w:rPr>
+        <w:t>2.2</w:t>
+      </w:r>
+      <w:r>
+        <w:rPr>
+          <w:rFonts w:ascii="Times New Roman" w:hAnsi="Times New Roman" w:eastAsia="Times New Roman"/>
+          <w:b w:val="0"/>
+          <w:i w:val="0"/>
+          <w:sz w:val="22"/>
+        </w:rPr>
+        <w:t xml:space="preserve">　</w:t>
+      </w:r>
+      <w:r>
+        <w:rPr>
+          <w:rFonts w:ascii="Times New Roman" w:hAnsi="Times New Roman" w:eastAsia="Times New Roman"/>
+          <w:b w:val="0"/>
+          <w:i w:val="0"/>
+          <w:sz w:val="22"/>
+        </w:rPr>
+        <w:t>Display Formulas</w:t>
+      </w:r>
+    </w:p>
+    <w:p>
+      <w:pPr>
+        <w:spacing w:before="120" w:after="120" w:line="240" w:lineRule="auto"/>
+        <w:ind w:firstLine="0"/>
+        <w:jc w:val="center"/>
+      </w:pPr>
+      <m:oMathPara>
+        <m:oMath>
+          <m:r>
+            <m:rPr>
+              <m:sty m:val="p"/>
+            </m:rPr>
+            <m:t xml:space="preserve">f(x)=</m:t>
+          </m:r>
+          <m:f>
+            <m:num>
+              <m:r>
+                <m:rPr>
+                  <m:sty m:val="p"/>
+                </m:rPr>
+                <m:t xml:space="preserve">1</m:t>
+              </m:r>
+            </m:num>
+            <m:den>
+              <m:r>
+                <m:rPr>
+                  <m:sty m:val="p"/>
+                </m:rPr>
+                <m:t xml:space="preserve">1+</m:t>
+              </m:r>
+              <m:sSup>
+                <m:e>
+                  <m:r>
+                    <m:rPr>
+                      <m:sty m:val="p"/>
+                    </m:rPr>
+                    <m:t xml:space="preserve">e</m:t>
+                  </m:r>
+                </m:e>
+                <m:sup>
+                  <m:r>
+                    <m:rPr>
+                      <m:sty m:val="p"/>
+                    </m:rPr>
+                    <m:t xml:space="preserve">−x</m:t>
+                  </m:r>
+                </m:sup>
+              </m:sSup>
+            </m:den>
+          </m:f>
+        </m:oMath>
+      </m:oMathPara>
+    </w:p>
+    <w:p>
+      <w:pPr>
+        <w:spacing w:before="120" w:after="120" w:line="240" w:lineRule="auto"/>
+        <w:ind w:firstLine="0"/>
+        <w:jc w:val="center"/>
+      </w:pPr>
+      <m:oMathPara>
+        <m:oMath>
+          <m:sSup>
+            <m:e>
+              <m:r>
+                <m:rPr>
+                  <m:sty m:val="p"/>
+                </m:rPr>
+                <m:t xml:space="preserve">(a+b)</m:t>
+              </m:r>
+            </m:e>
+            <m:sup>
+              <m:r>
+                <m:rPr>
+                  <m:sty m:val="p"/>
+                </m:rPr>
+                <m:t xml:space="preserve">2</m:t>
+              </m:r>
+            </m:sup>
+          </m:sSup>
+          <m:r>
+            <m:rPr>
+              <m:sty m:val="p"/>
+            </m:rPr>
+            <m:t xml:space="preserve">=</m:t>
+          </m:r>
+          <m:sSup>
+            <m:e>
+              <m:r>
+                <m:rPr>
+                  <m:sty m:val="p"/>
+                </m:rPr>
+                <m:t xml:space="preserve">a</m:t>
+              </m:r>
+            </m:e>
+            <m:sup>
+              <m:r>
+                <m:rPr>
+                  <m:sty m:val="p"/>
+                </m:rPr>
+                <m:t xml:space="preserve">2</m:t>
+              </m:r>
+            </m:sup>
+          </m:sSup>
+          <m:r>
+            <m:rPr>
+              <m:sty m:val="p"/>
+            </m:rPr>
+            <m:t xml:space="preserve">+2ab+</m:t>
+          </m:r>
+          <m:sSup>
+            <m:e>
+              <m:r>
+                <m:rPr>
+                  <m:sty m:val="p"/>
+                </m:rPr>
+                <m:t xml:space="preserve">b</m:t>
+              </m:r>
+            </m:e>
+            <m:sup>
+              <m:r>
+                <m:rPr>
+                  <m:sty m:val="p"/>
+                </m:rPr>
+                <m:t xml:space="preserve">2</m:t>
+              </m:r>
+            </m:sup>
+          </m:sSup>
+        </m:oMath>
+      </m:oMathPara>
+    </w:p>
+    <w:p>
+      <w:pPr>
+        <w:spacing w:before="120" w:after="120" w:line="240" w:lineRule="auto"/>
+        <w:ind w:firstLine="0"/>
+        <w:jc w:val="center"/>
+      </w:pPr>
+      <m:oMathPara>
+        <m:oMath>
+          <m:sSup>
+            <m:e>
+              <m:r>
+                <m:rPr>
+                  <m:sty m:val="p"/>
+                </m:rPr>
+                <m:t xml:space="preserve">α</m:t>
+              </m:r>
+            </m:e>
+            <m:sup>
+              <m:r>
+                <m:rPr>
+                  <m:sty m:val="p"/>
+                </m:rPr>
+                <m:t xml:space="preserve">2</m:t>
+              </m:r>
+            </m:sup>
+          </m:sSup>
+          <m:r>
+            <m:rPr>
+              <m:sty m:val="p"/>
+            </m:rPr>
+            <m:t xml:space="preserve">+</m:t>
+          </m:r>
+          <m:sSup>
+            <m:e>
+              <m:r>
+                <m:rPr>
+                  <m:sty m:val="p"/>
+                </m:rPr>
+                <m:t xml:space="preserve">β</m:t>
+              </m:r>
+            </m:e>
+            <m:sup>
+              <m:r>
+                <m:rPr>
+                  <m:sty m:val="p"/>
+                </m:rPr>
+                <m:t xml:space="preserve">2</m:t>
+              </m:r>
+            </m:sup>
+          </m:sSup>
+          <m:r>
+            <m:rPr>
+              <m:sty m:val="p"/>
+            </m:rPr>
+            <m:t xml:space="preserve">≥2αβ</m:t>
+          </m:r>
+        </m:oMath>
+      </m:oMathPara>
+    </w:p>
+    <w:p>
+      <w:pPr>
+        <w:spacing w:before="120" w:after="120" w:line="240" w:lineRule="auto"/>
+        <w:ind w:firstLine="0"/>
+        <w:jc w:val="center"/>
+      </w:pPr>
+      <m:oMathPara>
+        <m:oMath>
+          <m:nary>
+            <m:naryPr>
+              <m:chr m:val="∑"/>
+              <m:limLoc m:val="undOvr"/>
+              <m:subHide m:val="0"/>
+              <m:supHide m:val="0"/>
+            </m:naryPr>
+            <m:sub>
+              <m:r>
+                <m:rPr>
+                  <m:sty m:val="p"/>
+                </m:rPr>
+                <m:t xml:space="preserve">i=1</m:t>
+              </m:r>
+            </m:sub>
+            <m:sup>
+              <m:r>
+                <m:rPr>
+                  <m:sty m:val="p"/>
+                </m:rPr>
+                <m:t xml:space="preserve">n</m:t>
+              </m:r>
+            </m:sup>
+            <m:e>
+              <m:r>
+                <m:rPr>
+                  <m:sty m:val="p"/>
+                </m:rPr>
+                <m:t xml:space="preserve">i</m:t>
+              </m:r>
+            </m:e>
+          </m:nary>
+          <m:r>
+            <m:rPr>
+              <m:sty m:val="p"/>
+            </m:rPr>
+            <m:t xml:space="preserve">=</m:t>
+          </m:r>
+          <m:f>
+            <m:num>
+              <m:r>
+                <m:rPr>
+                  <m:sty m:val="p"/>
+                </m:rPr>
+                <m:t xml:space="preserve">n(n+1)</m:t>
+              </m:r>
+            </m:num>
+            <m:den>
+              <m:r>
+                <m:rPr>
+                  <m:sty m:val="p"/>
+                </m:rPr>
+                <m:t xml:space="preserve">2</m:t>
+              </m:r>
+            </m:den>
+          </m:f>
+        </m:oMath>
+      </m:oMathPara>
+    </w:p>
+    <w:p>
+      <w:pPr>
+        <w:pStyle w:val="Heading1"/>
+      </w:pPr>
+      <w:r>
+        <w:rPr>
+          <w:rFonts w:ascii="Times New Roman" w:hAnsi="Times New Roman" w:eastAsia="Times New Roman"/>
+          <w:b/>
+          <w:i w:val="0"/>
+          <w:sz w:val="24"/>
+        </w:rPr>
+        <w:t>3</w:t>
+      </w:r>
+      <w:r>
+        <w:rPr>
+          <w:rFonts w:ascii="Times New Roman" w:hAnsi="Times New Roman" w:eastAsia="Times New Roman"/>
+          <w:b w:val="0"/>
+          <w:i w:val="0"/>
+          <w:sz w:val="24"/>
+        </w:rPr>
+        <w:t xml:space="preserve">　</w:t>
+      </w:r>
+      <w:r>
+        <w:rPr>
+          <w:rFonts w:ascii="Times New Roman" w:hAnsi="Times New Roman" w:eastAsia="Times New Roman"/>
+          <w:b w:val="0"/>
+          <w:i w:val="0"/>
+          <w:sz w:val="24"/>
+        </w:rPr>
+        <w:t>Theorems and Proofs</w:t>
+      </w:r>
+    </w:p>
+    <w:p>
+      <w:pPr>
+        <w:ind w:firstLine="420"/>
+      </w:pPr>
+      <w:r>
+        <w:rPr>
+          <w:rFonts w:ascii="Times New Roman" w:hAnsi="Times New Roman" w:eastAsia="SimHei"/>
+          <w:b w:val="0"/>
+          <w:i w:val="0"/>
+          <w:sz w:val="21"/>
+        </w:rPr>
+        <w:t>Theorem 1</w:t>
+      </w:r>
+      <w:r>
+        <w:rPr>
+          <w:rFonts w:ascii="Times New Roman" w:hAnsi="Times New Roman" w:eastAsia="Times New Roman"/>
+          <w:b w:val="0"/>
+          <w:i w:val="0"/>
+          <w:sz w:val="21"/>
+        </w:rPr>
+        <w:t xml:space="preserve">　If the assumptions hold, then the conclusion holds.</w:t>
+      </w:r>
+    </w:p>
+    <w:p>
+      <w:pPr>
+        <w:ind w:firstLine="420"/>
+      </w:pPr>
+      <w:r>
+        <w:rPr>
+          <w:rFonts w:ascii="Times New Roman" w:hAnsi="Times New Roman" w:eastAsia="SimHei"/>
+          <w:b w:val="0"/>
+          <w:i w:val="0"/>
+          <w:sz w:val="21"/>
+        </w:rPr>
+        <w:t>Lemma 1</w:t>
+      </w:r>
+      <w:r>
+        <w:rPr>
+          <w:rFonts w:ascii="Times New Roman" w:hAnsi="Times New Roman" w:eastAsia="Times New Roman"/>
+          <w:b w:val="0"/>
+          <w:i w:val="0"/>
+          <w:sz w:val="21"/>
+        </w:rPr>
+        <w:t xml:space="preserve">　The auxiliary claim follows directly from the definition.</w:t>
+      </w:r>
+    </w:p>
+    <w:p>
+      <w:pPr>
+        <w:ind w:firstLine="420"/>
+      </w:pPr>
+      <w:r>
+        <w:rPr>
+          <w:rFonts w:ascii="Times New Roman" w:hAnsi="Times New Roman" w:eastAsia="SimHei"/>
+          <w:b w:val="0"/>
+          <w:i w:val="0"/>
+          <w:sz w:val="21"/>
+        </w:rPr>
+        <w:t>Definition 1</w:t>
+      </w:r>
+      <w:r>
+        <w:rPr>
+          <w:rFonts w:ascii="Times New Roman" w:hAnsi="Times New Roman" w:eastAsia="Times New Roman"/>
+          <w:b w:val="0"/>
+          <w:i w:val="0"/>
+          <w:sz w:val="21"/>
+        </w:rPr>
+        <w:t xml:space="preserve">　An object satisfying the given conditions is called an object of the relevant kind.</w:t>
+      </w:r>
+    </w:p>
+    <w:p>
+      <w:pPr/>
+      <w:r>
+        <w:rPr>
+          <w:rFonts w:ascii="Times New Roman" w:hAnsi="Times New Roman" w:eastAsia="Times New Roman"/>
+          <w:b/>
+          <w:i w:val="0"/>
+          <w:sz w:val="22"/>
+        </w:rPr>
+        <w:t>Proof.</w:t>
+      </w:r>
+      <w:r>
+        <w:rPr>
+          <w:rFonts w:ascii="Times New Roman" w:hAnsi="Times New Roman" w:eastAsia="Times New Roman"/>
+          <w:b w:val="0"/>
+          <w:i w:val="0"/>
+          <w:sz w:val="22"/>
+        </w:rPr>
+        <w:t xml:space="preserve">　It follows directly from Theorem 1.　□</w:t>
+      </w:r>
+    </w:p>
+    <w:p>
+      <w:pPr>
+        <w:pStyle w:val="Heading1"/>
+      </w:pPr>
+      <w:r>
+        <w:rPr>
+          <w:rFonts w:ascii="Times New Roman" w:hAnsi="Times New Roman" w:eastAsia="Times New Roman"/>
+          <w:b/>
+          <w:i w:val="0"/>
+          <w:sz w:val="24"/>
+        </w:rPr>
+        <w:t>4</w:t>
+      </w:r>
+      <w:r>
+        <w:rPr>
+          <w:rFonts w:ascii="Times New Roman" w:hAnsi="Times New Roman" w:eastAsia="Times New Roman"/>
+          <w:b w:val="0"/>
+          <w:i w:val="0"/>
+          <w:sz w:val="24"/>
+        </w:rPr>
+        <w:t xml:space="preserve">　</w:t>
+      </w:r>
+      <w:r>
+        <w:rPr>
+          <w:rFonts w:ascii="Times New Roman" w:hAnsi="Times New Roman" w:eastAsia="Times New Roman"/>
+          <w:b w:val="0"/>
+          <w:i w:val="0"/>
+          <w:sz w:val="24"/>
+        </w:rPr>
+        <w:t>Figures and Tables</w:t>
       </w:r>
     </w:p>
     <w:p>
@@ -221,9 +889,9 @@
           <w:rFonts w:ascii="Times New Roman" w:hAnsi="Times New Roman" w:eastAsia="SimSun"/>
           <w:b w:val="0"/>
           <w:i w:val="0"/>
-          <w:sz w:val="22"/>
+          <w:sz w:val="18"/>
         </w:rPr>
-        <w:t>(Insert figure here)</w:t>
+        <w:t>(Insert figure here: a separate paragraph, PNG/JPG)</w:t>
       </w:r>
     </w:p>
     <w:p>
@@ -444,25 +1112,7 @@
           <w:i w:val="0"/>
           <w:sz w:val="20"/>
         </w:rPr>
-        <w:t>[1]</w:t>
-      </w:r>
-      <w:r>
-        <w:rPr>
-          <w:rFonts w:ascii="Times New Roman" w:hAnsi="Times New Roman" w:eastAsia="SimSun"/>
-          <w:b w:val="0"/>
-          <w:i w:val="0"/>
-          <w:sz w:val="20"/>
-        </w:rPr>
-        <w:tab/>
-      </w:r>
-      <w:r>
-        <w:rPr>
-          <w:rFonts w:ascii="Times New Roman" w:hAnsi="Times New Roman" w:eastAsia="SimSun"/>
-          <w:b w:val="0"/>
-          <w:i w:val="0"/>
-          <w:sz w:val="20"/>
-        </w:rPr>
-        <w:t>Author, A. 2020. Title of the paper. Studies in Logic 12(3): 45–67.</w:t>
+        <w:t>[1] A. Alpha and B. Beta, 2021, “An English Journal Article Title”, Studies in Logic, 14(2): 101–120.</w:t>
       </w:r>
     </w:p>
     <w:p>
@@ -478,8 +1128,15 @@
           <w:i w:val="0"/>
           <w:sz w:val="20"/>
         </w:rPr>
-        <w:t>[2]</w:t>
+        <w:t>[2] C. Gamma, 2018, An English Book Title, Dordrecht: Example Press.</w:t>
       </w:r>
+    </w:p>
+    <w:p>
+      <w:pPr>
+        <w:spacing w:before="0" w:after="45" w:line="252" w:lineRule="exact"/>
+        <w:ind w:left="450" w:leftChars="0" w:hanging="450"/>
+        <w:jc w:val="left"/>
+      </w:pPr>
       <w:r>
         <w:rPr>
           <w:rFonts w:ascii="Times New Roman" w:hAnsi="Times New Roman" w:eastAsia="SimSun"/>
@@ -487,8 +1144,15 @@
           <w:i w:val="0"/>
           <w:sz w:val="20"/>
         </w:rPr>
-        <w:tab/>
+        <w:t>[3] 作者甲，中文期刊论文题名，逻辑学研究，2023 年第4 期，第12–28 页。</w:t>
       </w:r>
+    </w:p>
+    <w:p>
+      <w:pPr>
+        <w:spacing w:before="0" w:after="45" w:line="252" w:lineRule="exact"/>
+        <w:ind w:left="450" w:leftChars="0" w:hanging="450"/>
+        <w:jc w:val="left"/>
+      </w:pPr>
       <w:r>
         <w:rPr>
           <w:rFonts w:ascii="Times New Roman" w:hAnsi="Times New Roman" w:eastAsia="SimSun"/>
@@ -496,7 +1160,39 @@
           <w:i w:val="0"/>
           <w:sz w:val="20"/>
         </w:rPr>
-        <w:t>作者姓名. 2021. 论文题名. 逻辑学研究 14(2): 21–35.</w:t>
+        <w:t>[4] D. Delta, 2015, An English Dissertation Title, PhD thesis, Example University.</w:t>
+      </w:r>
+    </w:p>
+    <w:p>
+      <w:pPr>
+        <w:spacing w:before="0" w:after="45" w:line="252" w:lineRule="exact"/>
+        <w:ind w:left="450" w:leftChars="0" w:hanging="450"/>
+        <w:jc w:val="left"/>
+      </w:pPr>
+      <w:r>
+        <w:rPr>
+          <w:rFonts w:ascii="Times New Roman" w:hAnsi="Times New Roman" w:eastAsia="SimSun"/>
+          <w:b w:val="0"/>
+          <w:i w:val="0"/>
+          <w:sz w:val="20"/>
+        </w:rPr>
+        <w:t>[5] Author, F., 2017, “Chapter Title”, in Editor, G. (ed.), Book Title, pp. 33–50, Place: Publisher.</w:t>
+      </w:r>
+    </w:p>
+    <w:p>
+      <w:pPr>
+        <w:spacing w:before="0" w:after="45" w:line="252" w:lineRule="exact"/>
+        <w:ind w:left="450" w:leftChars="0" w:hanging="450"/>
+        <w:jc w:val="left"/>
+      </w:pPr>
+      <w:r>
+        <w:rPr>
+          <w:rFonts w:ascii="Times New Roman" w:hAnsi="Times New Roman" w:eastAsia="SimSun"/>
+          <w:b w:val="0"/>
+          <w:i w:val="0"/>
+          <w:sz w:val="20"/>
+        </w:rPr>
+        <w:t>[6] E. Author, 2024, An Online Resource Title, https://example.org/entry.</w:t>
       </w:r>
     </w:p>
     <w:p>

--- a/docs/public/templates/SLCN-submission-template-en.docx
+++ b/docs/public/templates/SLCN-submission-template-en.docx
@@ -29,7 +29,7 @@
           <w:i w:val="0"/>
           <w:sz w:val="24"/>
         </w:rPr>
-        <w:t>First Author</w:t>
+        <w:t>San Zhang, Si Li, Wu Wang</w:t>
       </w:r>
       <w:r>
         <w:rPr>
@@ -125,7 +125,7 @@
           <w:i w:val="0"/>
           <w:sz w:val="22"/>
         </w:rPr>
-        <w:t xml:space="preserve">Citations in the manuscript use the numbered form in parentheses, matching the reference list: one item </w:t>
+        <w:t xml:space="preserve">Citations are normally given in parentheses in the running text: one item </w:t>
       </w:r>
       <w:r>
         <w:rPr>
@@ -143,7 +143,7 @@
           <w:i w:val="0"/>
           <w:sz w:val="22"/>
         </w:rPr>
-        <w:t xml:space="preserve">; with a page number </w:t>
+        <w:t xml:space="preserve">; a book with a page number </w:t>
       </w:r>
       <w:r>
         <w:rPr>
@@ -152,7 +152,7 @@
           <w:i w:val="0"/>
           <w:sz w:val="22"/>
         </w:rPr>
-        <w:t>([3], p. 45)</w:t>
+        <w:t>([2], p. 45)</w:t>
       </w:r>
       <w:r>
         <w:rPr>
@@ -161,7 +161,7 @@
           <w:i w:val="0"/>
           <w:sz w:val="22"/>
         </w:rPr>
-        <w:t xml:space="preserve">; several items at once </w:t>
+        <w:t xml:space="preserve">; several items at once, in ascending order </w:t>
       </w:r>
       <w:r>
         <w:rPr>
@@ -170,7 +170,7 @@
           <w:i w:val="0"/>
           <w:sz w:val="22"/>
         </w:rPr>
-        <w:t>([1, 2])</w:t>
+        <w:t>([1, 6, 7])</w:t>
       </w:r>
       <w:r>
         <w:rPr>
@@ -179,7 +179,7 @@
           <w:i w:val="0"/>
           <w:sz w:val="22"/>
         </w:rPr>
-        <w:t xml:space="preserve">; with a lead-in </w:t>
+        <w:t xml:space="preserve">; with a lead-in (see, cf.) the number takes no parentheses: </w:t>
       </w:r>
       <w:r>
         <w:rPr>
@@ -188,7 +188,7 @@
           <w:i w:val="0"/>
           <w:sz w:val="22"/>
         </w:rPr>
-        <w:t>see ([4])</w:t>
+        <w:t>see [4]</w:t>
       </w:r>
       <w:r>
         <w:rPr>
@@ -197,7 +197,19 @@
           <w:i w:val="0"/>
           <w:sz w:val="22"/>
         </w:rPr>
-        <w:t>. Put citation marks before commas and after full stops. The example list also covers a Chinese article ([3]), a dissertation ([4]), a book chapter ([5]) and an online resource ([6]).</w:t>
+        <w:t>. Put citation marks before commas and after full stops.</w:t>
+      </w:r>
+    </w:p>
+    <w:p>
+      <w:pPr/>
+      <w:r>
+        <w:rPr>
+          <w:rFonts w:ascii="Times New Roman" w:hAnsi="Times New Roman" w:eastAsia="SimSun"/>
+          <w:b w:val="0"/>
+          <w:i w:val="0"/>
+          <w:sz w:val="22"/>
+        </w:rPr>
+        <w:t>The examples cover a journal article ([1]), a book ([2]), a chapter ([3]), a dissertation ([4]), a Chinese article ([5]), a Chinese book ([6]), an online reference ([7]) and a classic monograph ([8]).</w:t>
       </w:r>
     </w:p>
     <w:p>
@@ -1112,7 +1124,7 @@
           <w:i w:val="0"/>
           <w:sz w:val="20"/>
         </w:rPr>
-        <w:t>[1] A. Alpha and B. Beta, 2021, “An English Journal Article Title”, Studies in Logic, 14(2): 101–120.</w:t>
+        <w:t>[1] P. Benacerraf, 1981, “Frege: The Last Logicist”, Midwest Studies in Philosophy, 6(1): 17–35.</w:t>
       </w:r>
     </w:p>
     <w:p>
@@ -1128,7 +1140,7 @@
           <w:i w:val="0"/>
           <w:sz w:val="20"/>
         </w:rPr>
-        <w:t>[2] C. Gamma, 2018, An English Book Title, Dordrecht: Example Press.</w:t>
+        <w:t>[2] J. Bennett, 1988, Events and Their Names, Oxford: Oxford University Press.</w:t>
       </w:r>
     </w:p>
     <w:p>
@@ -1144,7 +1156,7 @@
           <w:i w:val="0"/>
           <w:sz w:val="20"/>
         </w:rPr>
-        <w:t>[3] 作者甲，中文期刊论文题名，逻辑学研究，2023 年第4 期，第12–28 页。</w:t>
+        <w:t>[3] L. D. d’Almeida, 2019, “On the legal syllogism”, in D. Plunkett, S. J. Shapiro and C. Toh (eds.), Dimensions of Normativity: New Essays on Metaethics and Jurisprudence, pp. 335–364, New York: Oxford Academic.</w:t>
       </w:r>
     </w:p>
     <w:p>
@@ -1160,7 +1172,7 @@
           <w:i w:val="0"/>
           <w:sz w:val="20"/>
         </w:rPr>
-        <w:t>[4] D. Delta, 2015, An English Dissertation Title, PhD thesis, Example University.</w:t>
+        <w:t>[4] A. C. Hastings, 1963, A Reformulation of the Modes of Reasoning in Argumentation, PhD thesis, Northwestern University.</w:t>
       </w:r>
     </w:p>
     <w:p>
@@ -1176,7 +1188,7 @@
           <w:i w:val="0"/>
           <w:sz w:val="20"/>
         </w:rPr>
-        <w:t>[5] Author, F., 2017, “Chapter Title”, in Editor, G. (ed.), Book Title, pp. 33–50, Place: Publisher.</w:t>
+        <w:t>[5] 常思礼，“试释《文心雕龙》中的‘诡’”，中北大学学报（社会科学版），2023 年第3 期，第24–31 页。</w:t>
       </w:r>
     </w:p>
     <w:p>
@@ -1192,7 +1204,39 @@
           <w:i w:val="0"/>
           <w:sz w:val="20"/>
         </w:rPr>
-        <w:t>[6] E. Author, 2024, An Online Resource Title, https://example.org/entry.</w:t>
+        <w:t>[6] 汪奠基，中国逻辑思想史，武汉：武汉大学出版社，2012 年。</w:t>
+      </w:r>
+    </w:p>
+    <w:p>
+      <w:pPr>
+        <w:spacing w:before="0" w:after="45" w:line="252" w:lineRule="exact"/>
+        <w:ind w:left="450" w:leftChars="0" w:hanging="450"/>
+        <w:jc w:val="left"/>
+      </w:pPr>
+      <w:r>
+        <w:rPr>
+          <w:rFonts w:ascii="Times New Roman" w:hAnsi="Times New Roman" w:eastAsia="SimSun"/>
+          <w:b w:val="0"/>
+          <w:i w:val="0"/>
+          <w:sz w:val="20"/>
+        </w:rPr>
+        <w:t>[7] P. Bartha, 2019, “Analogy and Analogical Reasoning”, in E. N. Zalta (ed.), The Stanford Encyclopedia of Philosophy (Spring 2019 Edition), https://plato.stanford.edu/archives/spr2019/entries/reasoning-analogy/.</w:t>
+      </w:r>
+    </w:p>
+    <w:p>
+      <w:pPr>
+        <w:spacing w:before="0" w:after="45" w:line="252" w:lineRule="exact"/>
+        <w:ind w:left="450" w:leftChars="0" w:hanging="450"/>
+        <w:jc w:val="left"/>
+      </w:pPr>
+      <w:r>
+        <w:rPr>
+          <w:rFonts w:ascii="Times New Roman" w:hAnsi="Times New Roman" w:eastAsia="SimSun"/>
+          <w:b w:val="0"/>
+          <w:i w:val="0"/>
+          <w:sz w:val="20"/>
+        </w:rPr>
+        <w:t>[8] B. Russell, 1905, “On Denoting”, Mind, 14(56): 479–493.</w:t>
       </w:r>
     </w:p>
     <w:p>
@@ -1235,7 +1279,7 @@
           <w:i w:val="0"/>
           <w:sz w:val="24"/>
         </w:rPr>
-        <w:t>第一作者</w:t>
+        <w:t>第一作者　第二作者　第三作者</w:t>
       </w:r>
       <w:r>
         <w:rPr>
@@ -1354,7 +1398,7 @@
           <w:sz w:val="18"/>
           <w:szCs w:val="18"/>
         </w:rPr>
-        <w:t xml:space="preserve">First Author</w:t>
+        <w:t xml:space="preserve">San Zhang</w:t>
       </w:r>
       <w:r>
         <w:rPr>
@@ -1362,7 +1406,53 @@
           <w:sz w:val="18"/>
           <w:szCs w:val="18"/>
         </w:rPr>
-        <w:t xml:space="preserve">　Department of Philosophy, Example University, City 000000; E-mail: xxxx@xxxx.xxx</w:t>
+        <w:t xml:space="preserve">　Department of Philosophy, Example University, E-mail: zhangsan@example.edu</w:t>
+      </w:r>
+    </w:p>
+    <w:p>
+      <w:pPr>
+        <w:pStyle w:val="FootnoteText"/>
+        <w:spacing w:before="0" w:after="0" w:line="227" w:lineRule="exact"/>
+        <w:ind w:left="300" w:leftChars="0"/>
+      </w:pPr>
+      <w:r>
+        <w:rPr>
+          <w:rFonts w:ascii="Times New Roman" w:hAnsi="Times New Roman" w:eastAsia="Times New Roman"/>
+          <w:sz w:val="18"/>
+          <w:szCs w:val="18"/>
+        </w:rPr>
+        <w:t xml:space="preserve">Si Li</w:t>
+      </w:r>
+      <w:r>
+        <w:rPr>
+          <w:rFonts w:ascii="Times New Roman" w:hAnsi="Times New Roman" w:eastAsia="Times New Roman"/>
+          <w:sz w:val="18"/>
+          <w:szCs w:val="18"/>
+        </w:rPr>
+        <w:t xml:space="preserve">　Department of Philosophy, Example University, E-mail: lisi@example.edu</w:t>
+      </w:r>
+    </w:p>
+    <w:p>
+      <w:pPr>
+        <w:pStyle w:val="FootnoteText"/>
+        <w:spacing w:before="0" w:after="0" w:line="227" w:lineRule="exact"/>
+        <w:ind w:left="300" w:leftChars="0"/>
+      </w:pPr>
+      <w:r>
+        <w:rPr>
+          <w:rFonts w:ascii="Times New Roman" w:hAnsi="Times New Roman" w:eastAsia="Times New Roman"/>
+          <w:sz w:val="18"/>
+          <w:szCs w:val="18"/>
+        </w:rPr>
+        <w:t xml:space="preserve">Wu Wang</w:t>
+      </w:r>
+      <w:r>
+        <w:rPr>
+          <w:rFonts w:ascii="Times New Roman" w:hAnsi="Times New Roman" w:eastAsia="Times New Roman"/>
+          <w:sz w:val="18"/>
+          <w:szCs w:val="18"/>
+        </w:rPr>
+        <w:t xml:space="preserve">　School of Philosophy, Example University, E-mail: wangwu@example.edu</w:t>
       </w:r>
     </w:p>
     <w:p>
@@ -1458,11 +1548,42 @@
       </w:pPr>
       <w:r>
         <w:rPr>
+          <w:rFonts w:ascii="Times New Roman" w:hAnsi="Times New Roman" w:eastAsia="KaiTi"/>
+          <w:sz w:val="18"/>
+          <w:szCs w:val="18"/>
+        </w:rPr>
+        <w:t xml:space="preserve">第二作者</w:t>
+      </w:r>
+      <w:r>
+        <w:rPr>
           <w:rFonts w:ascii="Times New Roman" w:hAnsi="Times New Roman" w:eastAsia="SimSun"/>
           <w:sz w:val="18"/>
           <w:szCs w:val="18"/>
         </w:rPr>
-        <w:t xml:space="preserve">另一单位</w:t>
+        <w:t xml:space="preserve">　单位二</w:t>
+      </w:r>
+    </w:p>
+    <w:p>
+      <w:pPr>
+        <w:pStyle w:val="FootnoteText"/>
+        <w:spacing w:before="0" w:after="0" w:line="227" w:lineRule="exact"/>
+        <w:ind w:left="300" w:leftChars="0"/>
+      </w:pPr>
+      <w:r>
+        <w:rPr>
+          <w:rFonts w:ascii="Times New Roman" w:hAnsi="Times New Roman" w:eastAsia="KaiTi"/>
+          <w:sz w:val="18"/>
+          <w:szCs w:val="18"/>
+        </w:rPr>
+        <w:t xml:space="preserve">第三作者</w:t>
+      </w:r>
+      <w:r>
+        <w:rPr>
+          <w:rFonts w:ascii="Times New Roman" w:hAnsi="Times New Roman" w:eastAsia="SimSun"/>
+          <w:sz w:val="18"/>
+          <w:szCs w:val="18"/>
+        </w:rPr>
+        <w:t xml:space="preserve">　单位三</w:t>
       </w:r>
     </w:p>
     <w:p>

--- a/docs/public/templates/SLCN-submission-template-en.docx
+++ b/docs/public/templates/SLCN-submission-template-en.docx
@@ -903,7 +903,7 @@
           <w:i w:val="0"/>
           <w:sz w:val="18"/>
         </w:rPr>
-        <w:t>(Insert figure here: a separate paragraph, PNG/JPG)</w:t>
+        <w:t>(Insert figure here: a separate paragraph, PNG/JPG; please also supply a vector source such as PDF/PPT)</w:t>
       </w:r>
     </w:p>
     <w:p>
@@ -1096,6 +1096,306 @@
     </w:tbl>
     <w:p>
       <w:pPr>
+        <w:spacing w:before="80" w:after="120" w:line="276" w:lineRule="exact"/>
+        <w:ind w:firstLine="0"/>
+      </w:pPr>
+      <w:r>
+        <w:rPr>
+          <w:rFonts w:ascii="Times New Roman" w:hAnsi="Times New Roman" w:eastAsia="SimSun"/>
+          <w:b w:val="0"/>
+          <w:i w:val="0"/>
+          <w:sz w:val="18"/>
+        </w:rPr>
+        <w:t>Note: table notes go in a body paragraph below the table; do not put footnotes inside table cells (table footnotes are dropped on conversion).</w:t>
+      </w:r>
+    </w:p>
+    <w:p>
+      <w:pPr>
+        <w:pStyle w:val="Heading1"/>
+      </w:pPr>
+      <w:r>
+        <w:rPr>
+          <w:rFonts w:ascii="Times New Roman" w:hAnsi="Times New Roman" w:eastAsia="Times New Roman"/>
+          <w:b/>
+          <w:i w:val="0"/>
+          <w:sz w:val="24"/>
+        </w:rPr>
+        <w:t>5</w:t>
+      </w:r>
+      <w:r>
+        <w:rPr>
+          <w:rFonts w:ascii="Times New Roman" w:hAnsi="Times New Roman" w:eastAsia="Times New Roman"/>
+          <w:b w:val="0"/>
+          <w:i w:val="0"/>
+          <w:sz w:val="24"/>
+        </w:rPr>
+        <w:t xml:space="preserve">　</w:t>
+      </w:r>
+      <w:r>
+        <w:rPr>
+          <w:rFonts w:ascii="Times New Roman" w:hAnsi="Times New Roman" w:eastAsia="Times New Roman"/>
+          <w:b w:val="0"/>
+          <w:i w:val="0"/>
+          <w:sz w:val="24"/>
+        </w:rPr>
+        <w:t>Language and Formatting</w:t>
+      </w:r>
+    </w:p>
+    <w:p>
+      <w:pPr>
+        <w:pStyle w:val="Heading2"/>
+      </w:pPr>
+      <w:r>
+        <w:rPr>
+          <w:rFonts w:ascii="Times New Roman" w:hAnsi="Times New Roman" w:eastAsia="Times New Roman"/>
+          <w:b/>
+          <w:i w:val="0"/>
+          <w:sz w:val="22"/>
+        </w:rPr>
+        <w:t>5.1</w:t>
+      </w:r>
+      <w:r>
+        <w:rPr>
+          <w:rFonts w:ascii="Times New Roman" w:hAnsi="Times New Roman" w:eastAsia="Times New Roman"/>
+          <w:b w:val="0"/>
+          <w:i w:val="0"/>
+          <w:sz w:val="22"/>
+        </w:rPr>
+        <w:t xml:space="preserve">　</w:t>
+      </w:r>
+      <w:r>
+        <w:rPr>
+          <w:rFonts w:ascii="Times New Roman" w:hAnsi="Times New Roman" w:eastAsia="Times New Roman"/>
+          <w:b w:val="0"/>
+          <w:i w:val="0"/>
+          <w:sz w:val="22"/>
+        </w:rPr>
+        <w:t>Punctuation, Numbers and Dashes</w:t>
+      </w:r>
+    </w:p>
+    <w:p>
+      <w:pPr/>
+      <w:r>
+        <w:rPr>
+          <w:rFonts w:ascii="Times New Roman" w:hAnsi="Times New Roman" w:eastAsia="SimSun"/>
+          <w:b w:val="0"/>
+          <w:i w:val="0"/>
+          <w:sz w:val="22"/>
+        </w:rPr>
+        <w:t>Use half-width punctuation for English and numbers, with a space after it; years are written as 2024, dates as 2024-10-24. Dashes are not interchangeable: a hyphen (-) for numbers, dates and letter series (Table 2-9, 2022-10-08, A-level); an en dash (–) for page ranges (pp. 8–12); an em dash (—) for ranges such as Beijing—Shanghai.</w:t>
+      </w:r>
+    </w:p>
+    <w:p>
+      <w:pPr>
+        <w:pStyle w:val="Heading2"/>
+      </w:pPr>
+      <w:r>
+        <w:rPr>
+          <w:rFonts w:ascii="Times New Roman" w:hAnsi="Times New Roman" w:eastAsia="Times New Roman"/>
+          <w:b/>
+          <w:i w:val="0"/>
+          <w:sz w:val="22"/>
+        </w:rPr>
+        <w:t>5.2</w:t>
+      </w:r>
+      <w:r>
+        <w:rPr>
+          <w:rFonts w:ascii="Times New Roman" w:hAnsi="Times New Roman" w:eastAsia="Times New Roman"/>
+          <w:b w:val="0"/>
+          <w:i w:val="0"/>
+          <w:sz w:val="22"/>
+        </w:rPr>
+        <w:t xml:space="preserve">　</w:t>
+      </w:r>
+      <w:r>
+        <w:rPr>
+          <w:rFonts w:ascii="Times New Roman" w:hAnsi="Times New Roman" w:eastAsia="Times New Roman"/>
+          <w:b w:val="0"/>
+          <w:i w:val="0"/>
+          <w:sz w:val="22"/>
+        </w:rPr>
+        <w:t>English Usage</w:t>
+      </w:r>
+    </w:p>
+    <w:p>
+      <w:pPr/>
+      <w:r>
+        <w:rPr>
+          <w:rFonts w:ascii="Times New Roman" w:hAnsi="Times New Roman" w:eastAsia="SimSun"/>
+          <w:b w:val="0"/>
+          <w:i w:val="0"/>
+          <w:sz w:val="22"/>
+        </w:rPr>
+        <w:t>English quotations are set as separate paragraphs without quotation marks; major section titles capitalise every major word, subsections are in sentence case; the spacing in et al. and p. 8–12 is reduced by the typesetter; use an em dash for English dashes.</w:t>
+      </w:r>
+    </w:p>
+    <w:p>
+      <w:pPr>
+        <w:pStyle w:val="Heading1"/>
+      </w:pPr>
+      <w:r>
+        <w:rPr>
+          <w:rFonts w:ascii="Times New Roman" w:hAnsi="Times New Roman" w:eastAsia="Times New Roman"/>
+          <w:b/>
+          <w:i w:val="0"/>
+          <w:sz w:val="24"/>
+        </w:rPr>
+        <w:t>6</w:t>
+      </w:r>
+      <w:r>
+        <w:rPr>
+          <w:rFonts w:ascii="Times New Roman" w:hAnsi="Times New Roman" w:eastAsia="Times New Roman"/>
+          <w:b w:val="0"/>
+          <w:i w:val="0"/>
+          <w:sz w:val="24"/>
+        </w:rPr>
+        <w:t xml:space="preserve">　</w:t>
+      </w:r>
+      <w:r>
+        <w:rPr>
+          <w:rFonts w:ascii="Times New Roman" w:hAnsi="Times New Roman" w:eastAsia="Times New Roman"/>
+          <w:b w:val="0"/>
+          <w:i w:val="0"/>
+          <w:sz w:val="24"/>
+        </w:rPr>
+        <w:t>Quotations and Footnotes</w:t>
+      </w:r>
+    </w:p>
+    <w:p>
+      <w:pPr>
+        <w:pStyle w:val="Heading2"/>
+      </w:pPr>
+      <w:r>
+        <w:rPr>
+          <w:rFonts w:ascii="Times New Roman" w:hAnsi="Times New Roman" w:eastAsia="Times New Roman"/>
+          <w:b/>
+          <w:i w:val="0"/>
+          <w:sz w:val="22"/>
+        </w:rPr>
+        <w:t>6.1</w:t>
+      </w:r>
+      <w:r>
+        <w:rPr>
+          <w:rFonts w:ascii="Times New Roman" w:hAnsi="Times New Roman" w:eastAsia="Times New Roman"/>
+          <w:b w:val="0"/>
+          <w:i w:val="0"/>
+          <w:sz w:val="22"/>
+        </w:rPr>
+        <w:t xml:space="preserve">　</w:t>
+      </w:r>
+      <w:r>
+        <w:rPr>
+          <w:rFonts w:ascii="Times New Roman" w:hAnsi="Times New Roman" w:eastAsia="Times New Roman"/>
+          <w:b w:val="0"/>
+          <w:i w:val="0"/>
+          <w:sz w:val="22"/>
+        </w:rPr>
+        <w:t>Quotations</w:t>
+      </w:r>
+    </w:p>
+    <w:p>
+      <w:pPr>
+        <w:spacing w:before="120" w:after="120" w:line="302" w:lineRule="exact"/>
+        <w:ind w:leftChars="200" w:left="420" w:rightChars="200" w:right="420" w:firstLineChars="200" w:firstLine="420"/>
+      </w:pPr>
+      <w:r>
+        <w:rPr>
+          <w:rFonts w:ascii="Times New Roman" w:hAnsi="Times New Roman" w:eastAsia="SimSun"/>
+          <w:b w:val="0"/>
+          <w:i w:val="0"/>
+          <w:sz w:val="22"/>
+        </w:rPr>
+        <w:t>Long quotations are set as separate paragraphs without quotation marks, with appropriate spacing from the body text; this applies to both Chinese and English quotations and corresponds to the quotation environment of the LaTeX template. The converter recognises long quotations by length, so keep them as separate paragraphs and do not mix footnotes into a quotation paragraph.</w:t>
+      </w:r>
+    </w:p>
+    <w:p>
+      <w:pPr>
+        <w:pStyle w:val="Heading2"/>
+      </w:pPr>
+      <w:r>
+        <w:rPr>
+          <w:rFonts w:ascii="Times New Roman" w:hAnsi="Times New Roman" w:eastAsia="Times New Roman"/>
+          <w:b/>
+          <w:i w:val="0"/>
+          <w:sz w:val="22"/>
+        </w:rPr>
+        <w:t>6.2</w:t>
+      </w:r>
+      <w:r>
+        <w:rPr>
+          <w:rFonts w:ascii="Times New Roman" w:hAnsi="Times New Roman" w:eastAsia="Times New Roman"/>
+          <w:b w:val="0"/>
+          <w:i w:val="0"/>
+          <w:sz w:val="22"/>
+        </w:rPr>
+        <w:t xml:space="preserve">　</w:t>
+      </w:r>
+      <w:r>
+        <w:rPr>
+          <w:rFonts w:ascii="Times New Roman" w:hAnsi="Times New Roman" w:eastAsia="Times New Roman"/>
+          <w:b w:val="0"/>
+          <w:i w:val="0"/>
+          <w:sz w:val="22"/>
+        </w:rPr>
+        <w:t>Footnotes</w:t>
+      </w:r>
+    </w:p>
+    <w:p>
+      <w:pPr/>
+      <w:r>
+        <w:rPr>
+          <w:rFonts w:ascii="Times New Roman" w:hAnsi="Times New Roman" w:eastAsia="SimSun"/>
+          <w:b w:val="0"/>
+          <w:i w:val="0"/>
+          <w:sz w:val="22"/>
+        </w:rPr>
+        <w:t>A footnote mark goes before a comma and after a full stop, and the footnote ends with a full stop; when one sentence has two footnotes corresponding to different parts, both go before the punctuation. Footnotes inside a table are dropped on conversion: put table notes in a body paragraph below the table (for example "Note: ...") instead of inside cells.</w:t>
+      </w:r>
+    </w:p>
+    <w:p>
+      <w:pPr/>
+      <w:r>
+        <w:rPr>
+          <w:rFonts w:ascii="Times New Roman" w:hAnsi="Times New Roman" w:eastAsia="SimSun"/>
+          <w:b w:val="0"/>
+          <w:i w:val="0"/>
+          <w:sz w:val="22"/>
+        </w:rPr>
+        <w:t>Zhang says it snowed in Shanghai</w:t>
+      </w:r>
+      <w:r>
+        <w:rPr>
+          <w:rStyle w:val="FootnoteReference"/>
+        </w:rPr>
+        <w:footnoteReference w:id="3"/>
+      </w:r>
+      <w:r>
+        <w:rPr>
+          <w:rFonts w:ascii="Times New Roman" w:hAnsi="Times New Roman" w:eastAsia="SimSun"/>
+          <w:b w:val="0"/>
+          <w:i w:val="0"/>
+          <w:sz w:val="22"/>
+        </w:rPr>
+        <w:t>, while Li says the bread was delicious</w:t>
+      </w:r>
+      <w:r>
+        <w:rPr>
+          <w:rStyle w:val="FootnoteReference"/>
+        </w:rPr>
+        <w:footnoteReference w:id="4"/>
+      </w:r>
+      <w:r>
+        <w:rPr>
+          <w:rFonts w:ascii="Times New Roman" w:hAnsi="Times New Roman" w:eastAsia="SimSun"/>
+          <w:b w:val="0"/>
+          <w:i w:val="0"/>
+          <w:sz w:val="22"/>
+        </w:rPr>
+        <w:t>.</w:t>
+      </w:r>
+    </w:p>
+    <w:p>
+      <w:pPr>
         <w:keepNext/>
         <w:spacing w:before="320" w:after="214" w:line="302" w:lineRule="exact"/>
         <w:ind w:firstLine="0"/>
@@ -1124,7 +1424,7 @@
           <w:i w:val="0"/>
           <w:sz w:val="20"/>
         </w:rPr>
-        <w:t>[1] P. Benacerraf, 1981, “Frege: The Last Logicist”, Midwest Studies in Philosophy, 6(1): 17–35.</w:t>
+        <w:t>[1] P. Benacerraf, 1981, “Frege: The last logicist”, Midwest Studies in Philosophy, 6(1): 17–35.</w:t>
       </w:r>
     </w:p>
     <w:p>
@@ -1220,7 +1520,7 @@
           <w:i w:val="0"/>
           <w:sz w:val="20"/>
         </w:rPr>
-        <w:t>[7] P. Bartha, 2019, “Analogy and Analogical Reasoning”, in E. N. Zalta (ed.), The Stanford Encyclopedia of Philosophy (Spring 2019 Edition), https://plato.stanford.edu/archives/spr2019/entries/reasoning-analogy/.</w:t>
+        <w:t>[7] P. Bartha, 2019, “Analogy and analogical reasoning”, in E. N. Zalta (ed.), The Stanford Encyclopedia of Philosophy (Spring 2019 Edition), https://plato.stanford.edu/archives/spr2019/entries/reasoning-analogy/.</w:t>
       </w:r>
     </w:p>
     <w:p>
@@ -1236,7 +1536,7 @@
           <w:i w:val="0"/>
           <w:sz w:val="20"/>
         </w:rPr>
-        <w:t>[8] B. Russell, 1905, “On Denoting”, Mind, 14(56): 479–493.</w:t>
+        <w:t>[8] B. Russell, 1905, “On denoting”, Mind, 14(56): 479–493.</w:t>
       </w:r>
     </w:p>
     <w:p>
@@ -1285,7 +1585,7 @@
         <w:rPr>
           <w:rStyle w:val="FootnoteReference"/>
         </w:rPr>
-        <w:footnoteReference w:id="3"/>
+        <w:footnoteReference w:id="5"/>
       </w:r>
     </w:p>
     <w:p>
@@ -1525,6 +1825,52 @@
       </w:r>
       <w:r>
         <w:rPr>
+          <w:rFonts w:ascii="Times New Roman" w:hAnsi="Times New Roman" w:eastAsia="Times New Roman"/>
+          <w:sz w:val="18"/>
+          <w:szCs w:val="18"/>
+        </w:rPr>
+        <w:t xml:space="preserve">This is a footnote.</w:t>
+      </w:r>
+    </w:p>
+  </w:footnote>
+  <w:footnote w:id="4">
+    <w:p>
+      <w:pPr>
+        <w:pStyle w:val="FootnoteText"/>
+        <w:spacing w:before="0" w:after="0" w:line="227" w:lineRule="exact"/>
+        <w:ind w:left="300" w:leftChars="0"/>
+      </w:pPr>
+      <w:r>
+        <w:rPr>
+          <w:rStyle w:val="FootnoteReference"/>
+        </w:rPr>
+        <w:footnoteRef/>
+      </w:r>
+      <w:r>
+        <w:rPr>
+          <w:rFonts w:ascii="Times New Roman" w:hAnsi="Times New Roman" w:eastAsia="Times New Roman"/>
+          <w:sz w:val="18"/>
+          <w:szCs w:val="18"/>
+        </w:rPr>
+        <w:t xml:space="preserve">This is another footnote.</w:t>
+      </w:r>
+    </w:p>
+  </w:footnote>
+  <w:footnote w:id="5">
+    <w:p>
+      <w:pPr>
+        <w:pStyle w:val="FootnoteText"/>
+        <w:spacing w:before="0" w:after="0" w:line="227" w:lineRule="exact"/>
+        <w:ind w:left="300" w:leftChars="0"/>
+      </w:pPr>
+      <w:r>
+        <w:rPr>
+          <w:rStyle w:val="FootnoteReference"/>
+        </w:rPr>
+        <w:footnoteRef/>
+      </w:r>
+      <w:r>
+        <w:rPr>
           <w:rFonts w:ascii="Times New Roman" w:hAnsi="Times New Roman" w:eastAsia="KaiTi"/>
           <w:sz w:val="18"/>
           <w:szCs w:val="18"/>
@@ -1970,7 +2316,7 @@
     <w:rsid w:val="00FC693F"/>
     <w:pPr>
       <w:widowControl/>
-      <w:spacing w:before="0" w:after="0" w:line="286" w:lineRule="exact"/>
+      <w:spacing w:before="0" w:after="0" w:line="286" w:lineRule="atLeast"/>
       <w:ind w:firstLine="420"/>
       <w:jc w:val="both"/>
       <w:overflowPunct w:val="0"/>

--- a/docs/public/templates/SLCN-submission-template-en.docx
+++ b/docs/public/templates/SLCN-submission-template-en.docx
@@ -1413,7 +1413,7 @@
     </w:p>
     <w:p>
       <w:pPr>
-        <w:spacing w:before="0" w:after="45" w:line="252" w:lineRule="exact"/>
+        <w:spacing w:before="0" w:after="45" w:line="281" w:lineRule="exact"/>
         <w:ind w:left="450" w:leftChars="0" w:hanging="450"/>
         <w:jc w:val="left"/>
       </w:pPr>
@@ -1424,12 +1424,30 @@
           <w:i w:val="0"/>
           <w:sz w:val="20"/>
         </w:rPr>
-        <w:t>[1] P. Benacerraf, 1981, “Frege: The last logicist”, Midwest Studies in Philosophy, 6(1): 17–35.</w:t>
+        <w:t xml:space="preserve">[1] P. Benacerraf, 1981, “Frege: The last logicist”, </w:t>
+      </w:r>
+      <w:r>
+        <w:rPr>
+          <w:rFonts w:ascii="Times New Roman" w:hAnsi="Times New Roman" w:eastAsia="SimSun"/>
+          <w:b w:val="0"/>
+          <w:i/>
+          <w:sz w:val="20"/>
+        </w:rPr>
+        <w:t>Midwest Studies in Philosophy</w:t>
+      </w:r>
+      <w:r>
+        <w:rPr>
+          <w:rFonts w:ascii="Times New Roman" w:hAnsi="Times New Roman" w:eastAsia="SimSun"/>
+          <w:b w:val="0"/>
+          <w:i w:val="0"/>
+          <w:sz w:val="20"/>
+        </w:rPr>
+        <w:t>, 6(1): 17–35.</w:t>
       </w:r>
     </w:p>
     <w:p>
       <w:pPr>
-        <w:spacing w:before="0" w:after="45" w:line="252" w:lineRule="exact"/>
+        <w:spacing w:before="0" w:after="45" w:line="281" w:lineRule="exact"/>
         <w:ind w:left="450" w:leftChars="0" w:hanging="450"/>
         <w:jc w:val="left"/>
       </w:pPr>
@@ -1440,12 +1458,30 @@
           <w:i w:val="0"/>
           <w:sz w:val="20"/>
         </w:rPr>
-        <w:t>[2] J. Bennett, 1988, Events and Their Names, Oxford: Oxford University Press.</w:t>
+        <w:t xml:space="preserve">[2] J. Bennett, 1988, </w:t>
+      </w:r>
+      <w:r>
+        <w:rPr>
+          <w:rFonts w:ascii="Times New Roman" w:hAnsi="Times New Roman" w:eastAsia="SimSun"/>
+          <w:b w:val="0"/>
+          <w:i/>
+          <w:sz w:val="20"/>
+        </w:rPr>
+        <w:t>Events and Their Names</w:t>
+      </w:r>
+      <w:r>
+        <w:rPr>
+          <w:rFonts w:ascii="Times New Roman" w:hAnsi="Times New Roman" w:eastAsia="SimSun"/>
+          <w:b w:val="0"/>
+          <w:i w:val="0"/>
+          <w:sz w:val="20"/>
+        </w:rPr>
+        <w:t>, Oxford: Oxford University Press.</w:t>
       </w:r>
     </w:p>
     <w:p>
       <w:pPr>
-        <w:spacing w:before="0" w:after="45" w:line="252" w:lineRule="exact"/>
+        <w:spacing w:before="0" w:after="45" w:line="281" w:lineRule="exact"/>
         <w:ind w:left="450" w:leftChars="0" w:hanging="450"/>
         <w:jc w:val="left"/>
       </w:pPr>
@@ -1456,12 +1492,30 @@
           <w:i w:val="0"/>
           <w:sz w:val="20"/>
         </w:rPr>
-        <w:t>[3] L. D. d’Almeida, 2019, “On the legal syllogism”, in D. Plunkett, S. J. Shapiro and C. Toh (eds.), Dimensions of Normativity: New Essays on Metaethics and Jurisprudence, pp. 335–364, New York: Oxford Academic.</w:t>
+        <w:t xml:space="preserve">[3] L. D. d’Almeida, 2019, “On the legal syllogism”, in D. Plunkett, S. J. Shapiro and C. Toh (eds.), </w:t>
+      </w:r>
+      <w:r>
+        <w:rPr>
+          <w:rFonts w:ascii="Times New Roman" w:hAnsi="Times New Roman" w:eastAsia="SimSun"/>
+          <w:b w:val="0"/>
+          <w:i/>
+          <w:sz w:val="20"/>
+        </w:rPr>
+        <w:t>Dimensions of Normativity: New Essays on Metaethics and Jurisprudence</w:t>
+      </w:r>
+      <w:r>
+        <w:rPr>
+          <w:rFonts w:ascii="Times New Roman" w:hAnsi="Times New Roman" w:eastAsia="SimSun"/>
+          <w:b w:val="0"/>
+          <w:i w:val="0"/>
+          <w:sz w:val="20"/>
+        </w:rPr>
+        <w:t>, pp. 335–364, New York: Oxford Academic.</w:t>
       </w:r>
     </w:p>
     <w:p>
       <w:pPr>
-        <w:spacing w:before="0" w:after="45" w:line="252" w:lineRule="exact"/>
+        <w:spacing w:before="0" w:after="45" w:line="281" w:lineRule="exact"/>
         <w:ind w:left="450" w:leftChars="0" w:hanging="450"/>
         <w:jc w:val="left"/>
       </w:pPr>
@@ -1472,12 +1526,30 @@
           <w:i w:val="0"/>
           <w:sz w:val="20"/>
         </w:rPr>
-        <w:t>[4] A. C. Hastings, 1963, A Reformulation of the Modes of Reasoning in Argumentation, PhD thesis, Northwestern University.</w:t>
+        <w:t xml:space="preserve">[4] A. C. Hastings, 1963, </w:t>
+      </w:r>
+      <w:r>
+        <w:rPr>
+          <w:rFonts w:ascii="Times New Roman" w:hAnsi="Times New Roman" w:eastAsia="SimSun"/>
+          <w:b w:val="0"/>
+          <w:i/>
+          <w:sz w:val="20"/>
+        </w:rPr>
+        <w:t>A Reformulation of the Modes of Reasoning in Argumentation</w:t>
+      </w:r>
+      <w:r>
+        <w:rPr>
+          <w:rFonts w:ascii="Times New Roman" w:hAnsi="Times New Roman" w:eastAsia="SimSun"/>
+          <w:b w:val="0"/>
+          <w:i w:val="0"/>
+          <w:sz w:val="20"/>
+        </w:rPr>
+        <w:t>, PhD thesis, Northwestern University.</w:t>
       </w:r>
     </w:p>
     <w:p>
       <w:pPr>
-        <w:spacing w:before="0" w:after="45" w:line="252" w:lineRule="exact"/>
+        <w:spacing w:before="0" w:after="45" w:line="281" w:lineRule="exact"/>
         <w:ind w:left="450" w:leftChars="0" w:hanging="450"/>
         <w:jc w:val="left"/>
       </w:pPr>
@@ -1493,7 +1565,7 @@
     </w:p>
     <w:p>
       <w:pPr>
-        <w:spacing w:before="0" w:after="45" w:line="252" w:lineRule="exact"/>
+        <w:spacing w:before="0" w:after="45" w:line="281" w:lineRule="exact"/>
         <w:ind w:left="450" w:leftChars="0" w:hanging="450"/>
         <w:jc w:val="left"/>
       </w:pPr>
@@ -1509,7 +1581,7 @@
     </w:p>
     <w:p>
       <w:pPr>
-        <w:spacing w:before="0" w:after="45" w:line="252" w:lineRule="exact"/>
+        <w:spacing w:before="0" w:after="45" w:line="281" w:lineRule="exact"/>
         <w:ind w:left="450" w:leftChars="0" w:hanging="450"/>
         <w:jc w:val="left"/>
       </w:pPr>
@@ -1520,12 +1592,30 @@
           <w:i w:val="0"/>
           <w:sz w:val="20"/>
         </w:rPr>
-        <w:t>[7] P. Bartha, 2019, “Analogy and analogical reasoning”, in E. N. Zalta (ed.), The Stanford Encyclopedia of Philosophy (Spring 2019 Edition), https://plato.stanford.edu/archives/spr2019/entries/reasoning-analogy/.</w:t>
+        <w:t xml:space="preserve">[7] P. Bartha, 2019, “Analogy and analogical reasoning”, in E. N. Zalta (ed.), </w:t>
+      </w:r>
+      <w:r>
+        <w:rPr>
+          <w:rFonts w:ascii="Times New Roman" w:hAnsi="Times New Roman" w:eastAsia="SimSun"/>
+          <w:b w:val="0"/>
+          <w:i/>
+          <w:sz w:val="20"/>
+        </w:rPr>
+        <w:t>The Stanford Encyclopedia of Philosophy</w:t>
+      </w:r>
+      <w:r>
+        <w:rPr>
+          <w:rFonts w:ascii="Times New Roman" w:hAnsi="Times New Roman" w:eastAsia="SimSun"/>
+          <w:b w:val="0"/>
+          <w:i w:val="0"/>
+          <w:sz w:val="20"/>
+        </w:rPr>
+        <w:t xml:space="preserve"> (Spring 2019 Edition), https://plato.stanford.edu/archives/spr2019/entries/reasoning-analogy/.</w:t>
       </w:r>
     </w:p>
     <w:p>
       <w:pPr>
-        <w:spacing w:before="0" w:after="45" w:line="252" w:lineRule="exact"/>
+        <w:spacing w:before="0" w:after="45" w:line="281" w:lineRule="exact"/>
         <w:ind w:left="450" w:leftChars="0" w:hanging="450"/>
         <w:jc w:val="left"/>
       </w:pPr>
@@ -1536,7 +1626,25 @@
           <w:i w:val="0"/>
           <w:sz w:val="20"/>
         </w:rPr>
-        <w:t>[8] B. Russell, 1905, “On denoting”, Mind, 14(56): 479–493.</w:t>
+        <w:t xml:space="preserve">[8] B. Russell, 1905, “On denoting”, </w:t>
+      </w:r>
+      <w:r>
+        <w:rPr>
+          <w:rFonts w:ascii="Times New Roman" w:hAnsi="Times New Roman" w:eastAsia="SimSun"/>
+          <w:b w:val="0"/>
+          <w:i/>
+          <w:sz w:val="20"/>
+        </w:rPr>
+        <w:t>Mind</w:t>
+      </w:r>
+      <w:r>
+        <w:rPr>
+          <w:rFonts w:ascii="Times New Roman" w:hAnsi="Times New Roman" w:eastAsia="SimSun"/>
+          <w:b w:val="0"/>
+          <w:i w:val="0"/>
+          <w:sz w:val="20"/>
+        </w:rPr>
+        <w:t>, 14(56): 479–493.</w:t>
       </w:r>
     </w:p>
     <w:p>

--- a/docs/public/templates/SLCN-submission-template-en.docx
+++ b/docs/public/templates/SLCN-submission-template-en.docx
@@ -737,6 +737,18 @@
       </m:oMathPara>
     </w:p>
     <w:p>
+      <w:pPr/>
+      <w:r>
+        <w:rPr>
+          <w:rFonts w:ascii="Times New Roman" w:hAnsi="Times New Roman" w:eastAsia="SimSun"/>
+          <w:b w:val="0"/>
+          <w:i w:val="0"/>
+          <w:sz w:val="22"/>
+        </w:rPr>
+        <w:t>Equations are numbered by the typesetter; no manual numbering is needed in the Word manuscript (a right-aligned "(1)" placeholder may be used and will be normalised by the editor).</w:t>
+      </w:r>
+    </w:p>
+    <w:p>
       <w:pPr>
         <w:pStyle w:val="Heading1"/>
       </w:pPr>
@@ -856,6 +868,121 @@
           <w:sz w:val="22"/>
         </w:rPr>
         <w:t xml:space="preserve">　It follows directly from Theorem 1.　□</w:t>
+      </w:r>
+    </w:p>
+    <w:p>
+      <w:pPr>
+        <w:ind w:firstLine="420"/>
+      </w:pPr>
+      <w:r>
+        <w:rPr>
+          <w:rFonts w:ascii="Times New Roman" w:hAnsi="Times New Roman" w:eastAsia="SimHei"/>
+          <w:b w:val="0"/>
+          <w:i w:val="0"/>
+          <w:sz w:val="21"/>
+        </w:rPr>
+        <w:t>Proposition 1</w:t>
+      </w:r>
+      <w:r>
+        <w:rPr>
+          <w:rFonts w:ascii="Times New Roman" w:hAnsi="Times New Roman" w:eastAsia="Times New Roman"/>
+          <w:b w:val="0"/>
+          <w:i w:val="0"/>
+          <w:sz w:val="21"/>
+        </w:rPr>
+        <w:t xml:space="preserve">　If the conditions hold, the proposition holds.</w:t>
+      </w:r>
+    </w:p>
+    <w:p>
+      <w:pPr>
+        <w:ind w:firstLine="420"/>
+      </w:pPr>
+      <w:r>
+        <w:rPr>
+          <w:rFonts w:ascii="Times New Roman" w:hAnsi="Times New Roman" w:eastAsia="SimHei"/>
+          <w:b w:val="0"/>
+          <w:i w:val="0"/>
+          <w:sz w:val="21"/>
+        </w:rPr>
+        <w:t>Corollary 1</w:t>
+      </w:r>
+      <w:r>
+        <w:rPr>
+          <w:rFonts w:ascii="Times New Roman" w:hAnsi="Times New Roman" w:eastAsia="Times New Roman"/>
+          <w:b w:val="0"/>
+          <w:i w:val="0"/>
+          <w:sz w:val="21"/>
+        </w:rPr>
+        <w:t xml:space="preserve">　The conclusion follows directly from Theorem 1.</w:t>
+      </w:r>
+    </w:p>
+    <w:p>
+      <w:pPr>
+        <w:ind w:firstLine="420"/>
+      </w:pPr>
+      <w:r>
+        <w:rPr>
+          <w:rFonts w:ascii="Times New Roman" w:hAnsi="Times New Roman" w:eastAsia="SimHei"/>
+          <w:b w:val="0"/>
+          <w:i w:val="0"/>
+          <w:sz w:val="21"/>
+        </w:rPr>
+        <w:t>Axiom 1</w:t>
+      </w:r>
+      <w:r>
+        <w:rPr>
+          <w:rFonts w:ascii="Times New Roman" w:hAnsi="Times New Roman" w:eastAsia="Times New Roman"/>
+          <w:b w:val="0"/>
+          <w:i w:val="0"/>
+          <w:sz w:val="21"/>
+        </w:rPr>
+        <w:t xml:space="preserve">　The following condition is accepted as an axiom.</w:t>
+      </w:r>
+    </w:p>
+    <w:p>
+      <w:pPr>
+        <w:ind w:firstLine="420"/>
+      </w:pPr>
+      <w:r>
+        <w:rPr>
+          <w:rFonts w:ascii="Times New Roman" w:hAnsi="Times New Roman" w:eastAsia="SimHei"/>
+          <w:b w:val="0"/>
+          <w:i w:val="0"/>
+          <w:sz w:val="21"/>
+        </w:rPr>
+        <w:t>Example 1</w:t>
+      </w:r>
+      <w:r>
+        <w:rPr>
+          <w:rFonts w:ascii="Times New Roman" w:hAnsi="Times New Roman" w:eastAsia="Times New Roman"/>
+          <w:b w:val="0"/>
+          <w:i w:val="0"/>
+          <w:sz w:val="21"/>
+        </w:rPr>
+        <w:t xml:space="preserve">　An instance satisfying Definition 1.</w:t>
+      </w:r>
+    </w:p>
+    <w:p>
+      <w:pPr>
+        <w:ind w:firstLine="420"/>
+      </w:pPr>
+      <w:r>
+        <w:rPr>
+          <w:rFonts w:ascii="Times New Roman" w:hAnsi="Times New Roman" w:eastAsia="SimHei"/>
+          <w:b w:val="0"/>
+          <w:i w:val="0"/>
+          <w:sz w:val="21"/>
+        </w:rPr>
+        <w:t>Remark</w:t>
+      </w:r>
+      <w:r>
+        <w:rPr>
+          <w:rFonts w:ascii="Times New Roman" w:hAnsi="Times New Roman" w:eastAsia="Times New Roman"/>
+          <w:b w:val="0"/>
+          <w:i w:val="0"/>
+          <w:sz w:val="21"/>
+        </w:rPr>
+        <w:t xml:space="preserve">　Remarks are unnumbered; supplementary explanation.</w:t>
       </w:r>
     </w:p>
     <w:p>
@@ -1110,6 +1237,18 @@
       </w:r>
     </w:p>
     <w:p>
+      <w:pPr/>
+      <w:r>
+        <w:rPr>
+          <w:rFonts w:ascii="Times New Roman" w:hAnsi="Times New Roman" w:eastAsia="SimSun"/>
+          <w:b w:val="0"/>
+          <w:i w:val="0"/>
+          <w:sz w:val="22"/>
+        </w:rPr>
+        <w:t>Cross-reference example: as shown in Figure 1, see Table 1; equations are referred to as Eq. (1).</w:t>
+      </w:r>
+    </w:p>
+    <w:p>
       <w:pPr>
         <w:pStyle w:val="Heading1"/>
       </w:pPr>
@@ -1227,6 +1366,18 @@
           <w:sz w:val="22"/>
         </w:rPr>
         <w:t>English quotations are set as separate paragraphs without quotation marks; major section titles capitalise every major word, subsections are in sentence case; the spacing in et al. and p. 8–12 is reduced by the typesetter; use an em dash for English dashes.</w:t>
+      </w:r>
+    </w:p>
+    <w:p>
+      <w:pPr/>
+      <w:r>
+        <w:rPr>
+          <w:rFonts w:ascii="Times New Roman" w:hAnsi="Times New Roman" w:eastAsia="SimSun"/>
+          <w:b w:val="0"/>
+          <w:i w:val="0"/>
+          <w:sz w:val="22"/>
+        </w:rPr>
+        <w:t>Punctuation example: use double quotation marks “ ” for titles of articles and single ‘ ’ for quotes within quotes; put one space after English punctuation; italicise book and journal titles in the reference list (already marked in the examples).</w:t>
       </w:r>
     </w:p>
     <w:p>

--- a/docs/public/templates/SLCN-submission-template-en.docx
+++ b/docs/public/templates/SLCN-submission-template-en.docx
@@ -291,7 +291,7 @@
           <w:i w:val="0"/>
           <w:sz w:val="22"/>
         </w:rPr>
-        <w:t>Inline Formulas and Symbols</w:t>
+        <w:t>Inline Formulas</w:t>
       </w:r>
     </w:p>
     <w:p>
@@ -387,44 +387,44 @@
           <m:rPr>
             <m:sty m:val="p"/>
           </m:rPr>
-          <m:t xml:space="preserve">f(x)=</m:t>
+          <m:t xml:space="preserve">f(x)=(1+</m:t>
         </m:r>
-        <m:f>
-          <m:num>
+        <m:sSup>
+          <m:e>
             <m:r>
               <m:rPr>
                 <m:sty m:val="p"/>
               </m:rPr>
-              <m:t xml:space="preserve">1</m:t>
+              <m:t xml:space="preserve">e</m:t>
             </m:r>
-          </m:num>
-          <m:den>
+          </m:e>
+          <m:sup>
             <m:r>
               <m:rPr>
                 <m:sty m:val="p"/>
               </m:rPr>
-              <m:t xml:space="preserve">1+</m:t>
+              <m:t xml:space="preserve">−x</m:t>
             </m:r>
-            <m:sSup>
-              <m:e>
-                <m:r>
-                  <m:rPr>
-                    <m:sty m:val="p"/>
-                  </m:rPr>
-                  <m:t xml:space="preserve">e</m:t>
-                </m:r>
-              </m:e>
-              <m:sup>
-                <m:r>
-                  <m:rPr>
-                    <m:sty m:val="p"/>
-                  </m:rPr>
-                  <m:t xml:space="preserve">−x</m:t>
-                </m:r>
-              </m:sup>
-            </m:sSup>
-          </m:den>
-        </m:f>
+          </m:sup>
+        </m:sSup>
+        <m:sSup>
+          <m:e>
+            <m:r>
+              <m:rPr>
+                <m:sty m:val="p"/>
+              </m:rPr>
+              <m:t xml:space="preserve">)</m:t>
+            </m:r>
+          </m:e>
+          <m:sup>
+            <m:r>
+              <m:rPr>
+                <m:sty m:val="p"/>
+              </m:rPr>
+              <m:t xml:space="preserve">−1</m:t>
+            </m:r>
+          </m:sup>
+        </m:sSup>
       </m:oMath>
       <w:r>
         <w:rPr>
@@ -434,18 +434,6 @@
           <w:sz w:val="22"/>
         </w:rPr>
         <w:t xml:space="preserve"> be continuous on the real line.</w:t>
-      </w:r>
-    </w:p>
-    <w:p>
-      <w:pPr/>
-      <w:r>
-        <w:rPr>
-          <w:rFonts w:ascii="Times New Roman" w:hAnsi="Times New Roman" w:eastAsia="SimSun"/>
-          <w:b w:val="0"/>
-          <w:i w:val="0"/>
-          <w:sz w:val="22"/>
-        </w:rPr>
-        <w:t>Logic symbols (type the Unicode characters directly; do not use symbol fonts): ¬, ∧, ∨, →, ↔, ∀, ∃, ⊢, ⊨, □, ◇, ∈, ⊆.</w:t>
       </w:r>
     </w:p>
     <w:p>
@@ -477,7 +465,7 @@
           <w:i w:val="0"/>
           <w:sz w:val="22"/>
         </w:rPr>
-        <w:t>Display Formulas</w:t>
+        <w:t>Display Formulas and Numbering</w:t>
       </w:r>
     </w:p>
     <w:p>
@@ -745,7 +733,51 @@
           <w:i w:val="0"/>
           <w:sz w:val="22"/>
         </w:rPr>
-        <w:t>Equations are numbered by the typesetter; no manual numbering is needed in the Word manuscript (a right-aligned "(1)" placeholder may be used and will be normalised by the editor).</w:t>
+        <w:t>Equations are numbered in typesetting; no manual numbering is needed in the manuscript (a right-aligned "(1)" placeholder may be used and will be normalised in typesetting).</w:t>
+      </w:r>
+    </w:p>
+    <w:p>
+      <w:pPr>
+        <w:pStyle w:val="Heading2"/>
+      </w:pPr>
+      <w:r>
+        <w:rPr>
+          <w:rFonts w:ascii="Times New Roman" w:hAnsi="Times New Roman" w:eastAsia="Times New Roman"/>
+          <w:b/>
+          <w:i w:val="0"/>
+          <w:sz w:val="22"/>
+        </w:rPr>
+        <w:t>2.3</w:t>
+      </w:r>
+      <w:r>
+        <w:rPr>
+          <w:rFonts w:ascii="Times New Roman" w:hAnsi="Times New Roman" w:eastAsia="Times New Roman"/>
+          <w:b w:val="0"/>
+          <w:i w:val="0"/>
+          <w:sz w:val="22"/>
+        </w:rPr>
+        <w:t xml:space="preserve">　</w:t>
+      </w:r>
+      <w:r>
+        <w:rPr>
+          <w:rFonts w:ascii="Times New Roman" w:hAnsi="Times New Roman" w:eastAsia="Times New Roman"/>
+          <w:b w:val="0"/>
+          <w:i w:val="0"/>
+          <w:sz w:val="22"/>
+        </w:rPr>
+        <w:t>Logic Symbols</w:t>
+      </w:r>
+    </w:p>
+    <w:p>
+      <w:pPr/>
+      <w:r>
+        <w:rPr>
+          <w:rFonts w:ascii="Times New Roman" w:hAnsi="Times New Roman" w:eastAsia="SimSun"/>
+          <w:b w:val="0"/>
+          <w:i w:val="0"/>
+          <w:sz w:val="22"/>
+        </w:rPr>
+        <w:t>Logic symbols (type the Unicode characters directly; do not use symbol fonts): ¬, ∧, ∨, →, ↔, ∀, ∃, ⊢, ⊨, □, ◇, ∈, ⊆.</w:t>
       </w:r>
     </w:p>
     <w:p>
@@ -1233,7 +1265,7 @@
           <w:i w:val="0"/>
           <w:sz w:val="18"/>
         </w:rPr>
-        <w:t>Note: table notes go in a body paragraph below the table; do not put footnotes inside table cells (table footnotes are dropped on conversion).</w:t>
+        <w:t>Note: table notes go in a body paragraph below the table; do not put footnotes inside table cells.</w:t>
       </w:r>
     </w:p>
     <w:p>
@@ -1277,7 +1309,7 @@
           <w:i w:val="0"/>
           <w:sz w:val="24"/>
         </w:rPr>
-        <w:t>Language and Formatting</w:t>
+        <w:t>Style and Formatting</w:t>
       </w:r>
     </w:p>
     <w:p>
@@ -1309,7 +1341,7 @@
           <w:i w:val="0"/>
           <w:sz w:val="22"/>
         </w:rPr>
-        <w:t>Punctuation, Numbers and Dashes</w:t>
+        <w:t>Punctuation and Quotation Marks</w:t>
       </w:r>
     </w:p>
     <w:p>
@@ -1321,7 +1353,7 @@
           <w:i w:val="0"/>
           <w:sz w:val="22"/>
         </w:rPr>
-        <w:t>Use half-width punctuation for English and numbers, with a space after it; years are written as 2024, dates as 2024-10-24. Dashes are not interchangeable: a hyphen (-) for numbers, dates and letter series (Table 2-9, 2022-10-08, A-level); an en dash (–) for page ranges (pp. 8–12); an em dash (—) for ranges such as Beijing—Shanghai.</w:t>
+        <w:t>Use half-width punctuation in English, with one space after it. Use double quotation marks “ ” for titles of articles and single ‘ ’ for quotes within quotes; book and journal titles are italicised in the reference list (already marked in the examples).</w:t>
       </w:r>
     </w:p>
     <w:p>
@@ -1336,6 +1368,50 @@
           <w:sz w:val="22"/>
         </w:rPr>
         <w:t>5.2</w:t>
+      </w:r>
+      <w:r>
+        <w:rPr>
+          <w:rFonts w:ascii="Times New Roman" w:hAnsi="Times New Roman" w:eastAsia="Times New Roman"/>
+          <w:b w:val="0"/>
+          <w:i w:val="0"/>
+          <w:sz w:val="22"/>
+        </w:rPr>
+        <w:t xml:space="preserve">　</w:t>
+      </w:r>
+      <w:r>
+        <w:rPr>
+          <w:rFonts w:ascii="Times New Roman" w:hAnsi="Times New Roman" w:eastAsia="Times New Roman"/>
+          <w:b w:val="0"/>
+          <w:i w:val="0"/>
+          <w:sz w:val="22"/>
+        </w:rPr>
+        <w:t>Numbers and Dashes</w:t>
+      </w:r>
+    </w:p>
+    <w:p>
+      <w:pPr/>
+      <w:r>
+        <w:rPr>
+          <w:rFonts w:ascii="Times New Roman" w:hAnsi="Times New Roman" w:eastAsia="SimSun"/>
+          <w:b w:val="0"/>
+          <w:i w:val="0"/>
+          <w:sz w:val="22"/>
+        </w:rPr>
+        <w:t>Years are written as 2024, dates as 2024-10-24. Dashes are not interchangeable: a hyphen (-) for numbers, dates and letter series (Table 2-9, 2022-10-08, A-level); an en dash (–) for page ranges (pp. 8–12); an em dash (—) for ranges such as Beijing—Shanghai.</w:t>
+      </w:r>
+    </w:p>
+    <w:p>
+      <w:pPr>
+        <w:pStyle w:val="Heading2"/>
+      </w:pPr>
+      <w:r>
+        <w:rPr>
+          <w:rFonts w:ascii="Times New Roman" w:hAnsi="Times New Roman" w:eastAsia="Times New Roman"/>
+          <w:b/>
+          <w:i w:val="0"/>
+          <w:sz w:val="22"/>
+        </w:rPr>
+        <w:t>5.3</w:t>
       </w:r>
       <w:r>
         <w:rPr>
@@ -1369,50 +1445,6 @@
       </w:r>
     </w:p>
     <w:p>
-      <w:pPr/>
-      <w:r>
-        <w:rPr>
-          <w:rFonts w:ascii="Times New Roman" w:hAnsi="Times New Roman" w:eastAsia="SimSun"/>
-          <w:b w:val="0"/>
-          <w:i w:val="0"/>
-          <w:sz w:val="22"/>
-        </w:rPr>
-        <w:t>Punctuation example: use double quotation marks “ ” for titles of articles and single ‘ ’ for quotes within quotes; put one space after English punctuation; italicise book and journal titles in the reference list (already marked in the examples).</w:t>
-      </w:r>
-    </w:p>
-    <w:p>
-      <w:pPr>
-        <w:pStyle w:val="Heading1"/>
-      </w:pPr>
-      <w:r>
-        <w:rPr>
-          <w:rFonts w:ascii="Times New Roman" w:hAnsi="Times New Roman" w:eastAsia="Times New Roman"/>
-          <w:b/>
-          <w:i w:val="0"/>
-          <w:sz w:val="24"/>
-        </w:rPr>
-        <w:t>6</w:t>
-      </w:r>
-      <w:r>
-        <w:rPr>
-          <w:rFonts w:ascii="Times New Roman" w:hAnsi="Times New Roman" w:eastAsia="Times New Roman"/>
-          <w:b w:val="0"/>
-          <w:i w:val="0"/>
-          <w:sz w:val="24"/>
-        </w:rPr>
-        <w:t xml:space="preserve">　</w:t>
-      </w:r>
-      <w:r>
-        <w:rPr>
-          <w:rFonts w:ascii="Times New Roman" w:hAnsi="Times New Roman" w:eastAsia="Times New Roman"/>
-          <w:b w:val="0"/>
-          <w:i w:val="0"/>
-          <w:sz w:val="24"/>
-        </w:rPr>
-        <w:t>Quotations and Footnotes</w:t>
-      </w:r>
-    </w:p>
-    <w:p>
       <w:pPr>
         <w:pStyle w:val="Heading2"/>
       </w:pPr>
@@ -1423,7 +1455,7 @@
           <w:i w:val="0"/>
           <w:sz w:val="22"/>
         </w:rPr>
-        <w:t>6.1</w:t>
+        <w:t>5.4</w:t>
       </w:r>
       <w:r>
         <w:rPr>
@@ -1441,7 +1473,7 @@
           <w:i w:val="0"/>
           <w:sz w:val="22"/>
         </w:rPr>
-        <w:t>Quotations</w:t>
+        <w:t>Long Quotations</w:t>
       </w:r>
     </w:p>
     <w:p>
@@ -1456,7 +1488,7 @@
           <w:i w:val="0"/>
           <w:sz w:val="22"/>
         </w:rPr>
-        <w:t>Long quotations are set as separate paragraphs without quotation marks, with appropriate spacing from the body text; this applies to both Chinese and English quotations and corresponds to the quotation environment of the LaTeX template. The converter recognises long quotations by length, so keep them as separate paragraphs and do not mix footnotes into a quotation paragraph.</w:t>
+        <w:t>Long quotations are set as separate paragraphs without quotation marks, with appropriate spacing from the body text; this applies to both Chinese and English quotations. Keep long quotations as separate paragraphs and do not mix footnotes into a quotation paragraph.</w:t>
       </w:r>
     </w:p>
     <w:p>
@@ -1470,7 +1502,7 @@
           <w:i w:val="0"/>
           <w:sz w:val="22"/>
         </w:rPr>
-        <w:t>6.2</w:t>
+        <w:t>5.5</w:t>
       </w:r>
       <w:r>
         <w:rPr>
@@ -1500,7 +1532,7 @@
           <w:i w:val="0"/>
           <w:sz w:val="22"/>
         </w:rPr>
-        <w:t>A footnote mark goes before a comma and after a full stop, and the footnote ends with a full stop; when one sentence has two footnotes corresponding to different parts, both go before the punctuation. Footnotes inside a table are dropped on conversion: put table notes in a body paragraph below the table (for example "Note: ...") instead of inside cells.</w:t>
+        <w:t>A footnote mark goes before a comma and after a full stop, and the footnote ends with a full stop; when one sentence has two footnotes corresponding to different parts, both go before the punctuation. Put table notes in a body paragraph below the table (for example "Note: ..."), not inside table cells.</w:t>
       </w:r>
     </w:p>
     <w:p>

--- a/docs/public/templates/SLCN-submission-template-en.docx
+++ b/docs/public/templates/SLCN-submission-template-en.docx
@@ -1051,8 +1051,7 @@
     </w:p>
     <w:p>
       <w:pPr>
-        <w:spacing w:before="200" w:after="40" w:line="276" w:lineRule="exact"/>
-        <w:ind w:firstLine="0"/>
+        <w:spacing w:before="200" w:after="40"/>
         <w:jc w:val="center"/>
       </w:pPr>
       <w:r>
@@ -1062,7 +1061,38 @@
           <w:i w:val="0"/>
           <w:sz w:val="18"/>
         </w:rPr>
-        <w:t>(Insert figure here: a separate paragraph, PNG/JPG; please also supply a vector source such as PDF/PPT)</w:t>
+        <w:drawing>
+          <wp:inline xmlns:a="http://schemas.openxmlformats.org/drawingml/2006/main" xmlns:pic="http://schemas.openxmlformats.org/drawingml/2006/picture">
+            <wp:extent cx="3240000" cy="1080000"/>
+            <wp:docPr id="1" name="Picture 1"/>
+            <wp:cNvGraphicFramePr>
+              <a:graphicFrameLocks noChangeAspect="1"/>
+            </wp:cNvGraphicFramePr>
+            <a:graphic>
+              <a:graphicData uri="http://schemas.openxmlformats.org/drawingml/2006/picture">
+                <pic:pic>
+                  <pic:nvPicPr>
+                    <pic:cNvPr id="0" name="example-figure.png"/>
+                    <pic:cNvPicPr/>
+                  </pic:nvPicPr>
+                  <pic:blipFill>
+                    <a:blip r:embed="rId10"/>
+                    <a:stretch>
+                      <a:fillRect/>
+                    </a:stretch>
+                  </pic:blipFill>
+                  <pic:spPr>
+                    <a:xfrm>
+                      <a:off x="0" y="0"/>
+                      <a:ext cx="3240000" cy="1080000"/>
+                    </a:xfrm>
+                    <a:prstGeom prst="rect"/>
+                  </pic:spPr>
+                </pic:pic>
+              </a:graphicData>
+            </a:graphic>
+          </wp:inline>
+        </w:drawing>
       </w:r>
     </w:p>
     <w:p>
@@ -1916,7 +1946,6 @@
       <w:pgSz w:w="9978" w:h="14173"/>
       <w:pgMar w:top="1604" w:right="1054" w:bottom="1060" w:left="1553" w:header="975" w:footer="567" w:gutter="0"/>
       <w:cols w:space="720"/>
-      <w:docGrid w:linePitch="360"/>
     </w:sectPr>
   </w:body>
 </w:document>
@@ -1989,7 +2018,7 @@
           <w:sz w:val="18"/>
           <w:szCs w:val="18"/>
         </w:rPr>
-        <w:t xml:space="preserve">San Zhang</w:t>
+        <w:t xml:space="preserve">San Zhang,</w:t>
       </w:r>
       <w:r>
         <w:rPr>
@@ -1997,7 +2026,7 @@
           <w:sz w:val="18"/>
           <w:szCs w:val="18"/>
         </w:rPr>
-        <w:t xml:space="preserve">　Department of Philosophy, Example University, E-mail: zhangsan@example.edu</w:t>
+        <w:t xml:space="preserve"> Department of Philosophy, Example University, E-mail: zhangsan@example.edu</w:t>
       </w:r>
     </w:p>
     <w:p>
@@ -2012,7 +2041,7 @@
           <w:sz w:val="18"/>
           <w:szCs w:val="18"/>
         </w:rPr>
-        <w:t xml:space="preserve">Si Li</w:t>
+        <w:t xml:space="preserve">Si Li,</w:t>
       </w:r>
       <w:r>
         <w:rPr>
@@ -2020,7 +2049,7 @@
           <w:sz w:val="18"/>
           <w:szCs w:val="18"/>
         </w:rPr>
-        <w:t xml:space="preserve">　Department of Philosophy, Example University, E-mail: lisi@example.edu</w:t>
+        <w:t xml:space="preserve"> Department of Philosophy, Example University, E-mail: lisi@example.edu</w:t>
       </w:r>
     </w:p>
     <w:p>
@@ -2035,7 +2064,7 @@
           <w:sz w:val="18"/>
           <w:szCs w:val="18"/>
         </w:rPr>
-        <w:t xml:space="preserve">Wu Wang</w:t>
+        <w:t xml:space="preserve">Wu Wang,</w:t>
       </w:r>
       <w:r>
         <w:rPr>
@@ -2043,7 +2072,7 @@
           <w:sz w:val="18"/>
           <w:szCs w:val="18"/>
         </w:rPr>
-        <w:t xml:space="preserve">　School of Philosophy, Example University, E-mail: wangwu@example.edu</w:t>
+        <w:t xml:space="preserve"> School of Philosophy, Example University, E-mail: wangwu@example.edu</w:t>
       </w:r>
     </w:p>
     <w:p>

--- a/docs/public/templates/SLCN-submission-template-en.docx
+++ b/docs/public/templates/SLCN-submission-template-en.docx
@@ -1063,7 +1063,7 @@
         </w:rPr>
         <w:drawing>
           <wp:inline xmlns:a="http://schemas.openxmlformats.org/drawingml/2006/main" xmlns:pic="http://schemas.openxmlformats.org/drawingml/2006/picture">
-            <wp:extent cx="3240000" cy="1080000"/>
+            <wp:extent cx="3240000" cy="1296000"/>
             <wp:docPr id="1" name="Picture 1"/>
             <wp:cNvGraphicFramePr>
               <a:graphicFrameLocks noChangeAspect="1"/>
@@ -1084,7 +1084,7 @@
                   <pic:spPr>
                     <a:xfrm>
                       <a:off x="0" y="0"/>
-                      <a:ext cx="3240000" cy="1080000"/>
+                      <a:ext cx="3240000" cy="1296000"/>
                     </a:xfrm>
                     <a:prstGeom prst="rect"/>
                   </pic:spPr>
@@ -1107,21 +1107,6 @@
           <w:sz w:val="21"/>
         </w:rPr>
         <w:t>Figure 1: Figure caption example.</w:t>
-      </w:r>
-    </w:p>
-    <w:p>
-      <w:pPr>
-        <w:pStyle w:val="Caption"/>
-        <w:keepNext/>
-      </w:pPr>
-      <w:r>
-        <w:rPr>
-          <w:rFonts w:ascii="Times New Roman" w:hAnsi="Times New Roman" w:eastAsia="SimSun"/>
-          <w:b w:val="0"/>
-          <w:i w:val="0"/>
-          <w:sz w:val="22"/>
-        </w:rPr>
-        <w:t>Table 1: Table caption example.</w:t>
       </w:r>
     </w:p>
     <w:tbl>
@@ -1285,7 +1270,22 @@
     </w:tbl>
     <w:p>
       <w:pPr>
-        <w:spacing w:before="80" w:after="120" w:line="276" w:lineRule="exact"/>
+        <w:pStyle w:val="Caption"/>
+        <w:keepNext/>
+      </w:pPr>
+      <w:r>
+        <w:rPr>
+          <w:rFonts w:ascii="Times New Roman" w:hAnsi="Times New Roman" w:eastAsia="SimSun"/>
+          <w:b w:val="0"/>
+          <w:i w:val="0"/>
+          <w:sz w:val="22"/>
+        </w:rPr>
+        <w:t>Table 1: Table caption example.</w:t>
+      </w:r>
+    </w:p>
+    <w:p>
+      <w:pPr>
+        <w:spacing w:before="40" w:after="120" w:line="276" w:lineRule="exact"/>
         <w:ind w:firstLine="0"/>
       </w:pPr>
       <w:r>

--- a/docs/public/templates/SLCN-submission-template-en.docx
+++ b/docs/public/templates/SLCN-submission-template-en.docx
@@ -13,7 +13,7 @@
           <w:i w:val="0"/>
           <w:sz w:val="35"/>
         </w:rPr>
-        <w:t>Insert Your Title Here</w:t>
+        <w:t>Frege's Puzzle and the Semantics of Belief Reports</w:t>
       </w:r>
     </w:p>
     <w:p>
@@ -51,7 +51,7 @@
           <w:i w:val="0"/>
           <w:sz w:val="18"/>
         </w:rPr>
-        <w:t>Abstract.</w:t>
+        <w:t>Abstract</w:t>
       </w:r>
       <w:r>
         <w:rPr>
@@ -69,7 +69,86 @@
           <w:i w:val="0"/>
           <w:sz w:val="18"/>
         </w:rPr>
-        <w:t>Insert the English abstract here (about 150–250 words).</w:t>
+        <w:t>This paper re-examines Frege's puzzle about identity statements and belief reports. It argues that the semantic contribution of a proper name is not exhausted by its referent: the way a referent is presented also constrains the truth conditions of belief attributions. A contextualist account is sketched on which belief reports are sensitive to the mode of presentation salient in the context of utterance, and some consequences for the semantics of proper names are drawn.</w:t>
+      </w:r>
+    </w:p>
+    <w:p>
+      <w:r>
+        <w:br w:type="page"/>
+      </w:r>
+    </w:p>
+    <w:p>
+      <w:pPr>
+        <w:spacing w:before="0" w:after="0" w:line="614" w:lineRule="exact"/>
+        <w:ind w:firstLine="0"/>
+      </w:pPr>
+    </w:p>
+    <w:p>
+      <w:pPr>
+        <w:spacing w:before="0" w:after="0" w:line="416" w:lineRule="exact"/>
+        <w:ind w:firstLine="0"/>
+        <w:jc w:val="center"/>
+      </w:pPr>
+      <w:r>
+        <w:rPr>
+          <w:rFonts w:ascii="Times New Roman" w:hAnsi="Times New Roman" w:eastAsia="SimSun"/>
+          <w:b w:val="0"/>
+          <w:i w:val="0"/>
+          <w:sz w:val="32"/>
+        </w:rPr>
+        <w:t>弗雷格之谜与信念报道语义</w:t>
+      </w:r>
+    </w:p>
+    <w:p>
+      <w:pPr>
+        <w:spacing w:before="392" w:after="0" w:line="312" w:lineRule="exact"/>
+        <w:ind w:firstLine="0"/>
+        <w:jc w:val="center"/>
+      </w:pPr>
+      <w:r>
+        <w:rPr>
+          <w:rFonts w:ascii="Times New Roman" w:hAnsi="Times New Roman" w:eastAsia="KaiTi"/>
+          <w:b w:val="0"/>
+          <w:i w:val="0"/>
+          <w:sz w:val="24"/>
+        </w:rPr>
+        <w:t>第一作者　第二作者　第三作者</w:t>
+      </w:r>
+      <w:r>
+        <w:rPr>
+          <w:rStyle w:val="FootnoteReference"/>
+        </w:rPr>
+        <w:footnoteReference w:id="2"/>
+      </w:r>
+    </w:p>
+    <w:p>
+      <w:pPr>
+        <w:spacing w:before="414" w:after="0" w:line="328" w:lineRule="exact"/>
+        <w:ind w:firstLine="420" w:firstLineChars="200"/>
+        <w:jc w:val="both"/>
+      </w:pPr>
+      <w:r>
+        <w:rPr>
+          <w:rFonts w:ascii="Times New Roman" w:hAnsi="Times New Roman" w:eastAsia="SimHei"/>
+          <w:b w:val="0"/>
+          <w:i w:val="0"/>
+          <w:sz w:val="24"/>
+        </w:rPr>
+        <w:t>摘　　要：</w:t>
+      </w:r>
+      <w:r>
+        <w:rPr>
+          <w:rFonts w:ascii="Times New Roman" w:hAnsi="Times New Roman" w:eastAsia="SimSun"/>
+          <w:b w:val="0"/>
+          <w:i w:val="0"/>
+          <w:sz w:val="21"/>
+        </w:rPr>
+        <w:t>本文重新考察弗雷格关于同一性陈述与信念报道的谜题，论证专名的语义贡献并不限于其所指对象：指称的呈现方式同样约束信念归属的真值条件。文章提出一种语境主义解释，说明信念报道如何敏感于语境中突显的呈现方式，并讨论这一方案对专名语义学的若干推论。</w:t>
+      </w:r>
+    </w:p>
+    <w:p>
+      <w:r>
+        <w:br w:type="page"/>
       </w:r>
     </w:p>
     <w:p>
@@ -227,7 +306,7 @@
         <w:rPr>
           <w:rStyle w:val="FootnoteReference"/>
         </w:rPr>
-        <w:footnoteReference w:id="2"/>
+        <w:footnoteReference w:id="3"/>
       </w:r>
     </w:p>
     <w:p>
@@ -733,7 +812,7 @@
           <w:i w:val="0"/>
           <w:sz w:val="22"/>
         </w:rPr>
-        <w:t>Equations are numbered in typesetting; no manual numbering is needed in the manuscript (a right-aligned "(1)" placeholder may be used and will be normalised in typesetting).</w:t>
+        <w:t>To refer to a display equation, simply write “Eq. (1)” in the text; when the cited numbers follow the order of the display equations, the typesetting system numbers them automatically and links the cross-references (no manual numbering or placeholder is needed).</w:t>
       </w:r>
     </w:p>
     <w:p>
@@ -1580,7 +1659,7 @@
         <w:rPr>
           <w:rStyle w:val="FootnoteReference"/>
         </w:rPr>
-        <w:footnoteReference w:id="3"/>
+        <w:footnoteReference w:id="4"/>
       </w:r>
       <w:r>
         <w:rPr>
@@ -1595,7 +1674,7 @@
         <w:rPr>
           <w:rStyle w:val="FootnoteReference"/>
         </w:rPr>
-        <w:footnoteReference w:id="4"/>
+        <w:footnoteReference w:id="5"/>
       </w:r>
       <w:r>
         <w:rPr>
@@ -1860,87 +1939,6 @@
         <w:t>, 14(56): 479–493.</w:t>
       </w:r>
     </w:p>
-    <w:p>
-      <w:r>
-        <w:br w:type="page"/>
-      </w:r>
-    </w:p>
-    <w:p>
-      <w:pPr>
-        <w:spacing w:before="0" w:after="0" w:line="614" w:lineRule="exact"/>
-        <w:ind w:firstLine="0"/>
-      </w:pPr>
-    </w:p>
-    <w:p>
-      <w:pPr>
-        <w:spacing w:before="0" w:after="0" w:line="416" w:lineRule="exact"/>
-        <w:ind w:firstLine="0"/>
-        <w:jc w:val="center"/>
-      </w:pPr>
-      <w:r>
-        <w:rPr>
-          <w:rFonts w:ascii="Times New Roman" w:hAnsi="Times New Roman" w:eastAsia="SimSun"/>
-          <w:b w:val="0"/>
-          <w:i w:val="0"/>
-          <w:sz w:val="32"/>
-        </w:rPr>
-        <w:t>中文标题</w:t>
-      </w:r>
-    </w:p>
-    <w:p>
-      <w:pPr>
-        <w:spacing w:before="392" w:after="0" w:line="312" w:lineRule="exact"/>
-        <w:ind w:firstLine="0"/>
-        <w:jc w:val="center"/>
-      </w:pPr>
-      <w:r>
-        <w:rPr>
-          <w:rFonts w:ascii="Times New Roman" w:hAnsi="Times New Roman" w:eastAsia="KaiTi"/>
-          <w:b w:val="0"/>
-          <w:i w:val="0"/>
-          <w:sz w:val="24"/>
-        </w:rPr>
-        <w:t>第一作者　第二作者　第三作者</w:t>
-      </w:r>
-      <w:r>
-        <w:rPr>
-          <w:rStyle w:val="FootnoteReference"/>
-        </w:rPr>
-        <w:footnoteReference w:id="5"/>
-      </w:r>
-    </w:p>
-    <w:p>
-      <w:pPr>
-        <w:spacing w:before="414" w:after="242" w:line="312" w:lineRule="exact"/>
-        <w:ind w:firstLine="0"/>
-        <w:jc w:val="center"/>
-      </w:pPr>
-      <w:r>
-        <w:rPr>
-          <w:rFonts w:ascii="Times New Roman" w:hAnsi="Times New Roman" w:eastAsia="SimHei"/>
-          <w:b w:val="0"/>
-          <w:i w:val="0"/>
-          <w:sz w:val="24"/>
-        </w:rPr>
-        <w:t>摘　　要</w:t>
-      </w:r>
-    </w:p>
-    <w:p>
-      <w:pPr>
-        <w:spacing w:before="122" w:after="0" w:line="328" w:lineRule="exact"/>
-        <w:ind w:firstLine="420" w:firstLineChars="200"/>
-        <w:jc w:val="both"/>
-      </w:pPr>
-      <w:r>
-        <w:rPr>
-          <w:rFonts w:ascii="Times New Roman" w:hAnsi="Times New Roman" w:eastAsia="SimSun"/>
-          <w:b w:val="0"/>
-          <w:i w:val="0"/>
-          <w:sz w:val="21"/>
-        </w:rPr>
-        <w:t>请输入中文摘要。</w:t>
-      </w:r>
-    </w:p>
     <w:sectPr>
       <w:footerReference w:type="default" r:id="rId9"/>
       <w:pgSz w:w="9978" w:h="14173"/>
@@ -2114,83 +2112,6 @@
       </w:r>
       <w:r>
         <w:rPr>
-          <w:rFonts w:ascii="Times New Roman" w:hAnsi="Times New Roman" w:eastAsia="Times New Roman"/>
-          <w:sz w:val="18"/>
-          <w:szCs w:val="18"/>
-        </w:rPr>
-        <w:t xml:space="preserve">Footnote example: </w:t>
-      </w:r>
-      <w:r>
-        <w:rPr>
-          <w:rFonts w:ascii="Times New Roman" w:hAnsi="Times New Roman" w:eastAsia="Times New Roman"/>
-          <w:sz w:val="18"/>
-          <w:szCs w:val="18"/>
-        </w:rPr>
-        <w:t xml:space="preserve">explanatory footnotes are placed at the bottom of the page in 9 pt type.</w:t>
-      </w:r>
-    </w:p>
-  </w:footnote>
-  <w:footnote w:id="3">
-    <w:p>
-      <w:pPr>
-        <w:pStyle w:val="FootnoteText"/>
-        <w:spacing w:before="0" w:after="0" w:line="227" w:lineRule="exact"/>
-        <w:ind w:left="300" w:leftChars="0"/>
-      </w:pPr>
-      <w:r>
-        <w:rPr>
-          <w:rStyle w:val="FootnoteReference"/>
-        </w:rPr>
-        <w:footnoteRef/>
-      </w:r>
-      <w:r>
-        <w:rPr>
-          <w:rFonts w:ascii="Times New Roman" w:hAnsi="Times New Roman" w:eastAsia="Times New Roman"/>
-          <w:sz w:val="18"/>
-          <w:szCs w:val="18"/>
-        </w:rPr>
-        <w:t xml:space="preserve">This is a footnote.</w:t>
-      </w:r>
-    </w:p>
-  </w:footnote>
-  <w:footnote w:id="4">
-    <w:p>
-      <w:pPr>
-        <w:pStyle w:val="FootnoteText"/>
-        <w:spacing w:before="0" w:after="0" w:line="227" w:lineRule="exact"/>
-        <w:ind w:left="300" w:leftChars="0"/>
-      </w:pPr>
-      <w:r>
-        <w:rPr>
-          <w:rStyle w:val="FootnoteReference"/>
-        </w:rPr>
-        <w:footnoteRef/>
-      </w:r>
-      <w:r>
-        <w:rPr>
-          <w:rFonts w:ascii="Times New Roman" w:hAnsi="Times New Roman" w:eastAsia="Times New Roman"/>
-          <w:sz w:val="18"/>
-          <w:szCs w:val="18"/>
-        </w:rPr>
-        <w:t xml:space="preserve">This is another footnote.</w:t>
-      </w:r>
-    </w:p>
-  </w:footnote>
-  <w:footnote w:id="5">
-    <w:p>
-      <w:pPr>
-        <w:pStyle w:val="FootnoteText"/>
-        <w:spacing w:before="0" w:after="0" w:line="227" w:lineRule="exact"/>
-        <w:ind w:left="300" w:leftChars="0"/>
-      </w:pPr>
-      <w:r>
-        <w:rPr>
-          <w:rStyle w:val="FootnoteReference"/>
-        </w:rPr>
-        <w:footnoteRef/>
-      </w:r>
-      <w:r>
-        <w:rPr>
           <w:rFonts w:ascii="Times New Roman" w:hAnsi="Times New Roman" w:eastAsia="KaiTi"/>
           <w:sz w:val="18"/>
           <w:szCs w:val="18"/>
@@ -2265,6 +2186,83 @@
           <w:szCs w:val="18"/>
         </w:rPr>
         <w:t xml:space="preserve">xxxx@xxxx.xxx</w:t>
+      </w:r>
+    </w:p>
+  </w:footnote>
+  <w:footnote w:id="3">
+    <w:p>
+      <w:pPr>
+        <w:pStyle w:val="FootnoteText"/>
+        <w:spacing w:before="0" w:after="0" w:line="227" w:lineRule="exact"/>
+        <w:ind w:left="300" w:leftChars="0"/>
+      </w:pPr>
+      <w:r>
+        <w:rPr>
+          <w:rStyle w:val="FootnoteReference"/>
+        </w:rPr>
+        <w:footnoteRef/>
+      </w:r>
+      <w:r>
+        <w:rPr>
+          <w:rFonts w:ascii="Times New Roman" w:hAnsi="Times New Roman" w:eastAsia="Times New Roman"/>
+          <w:sz w:val="18"/>
+          <w:szCs w:val="18"/>
+        </w:rPr>
+        <w:t xml:space="preserve">Footnote example: </w:t>
+      </w:r>
+      <w:r>
+        <w:rPr>
+          <w:rFonts w:ascii="Times New Roman" w:hAnsi="Times New Roman" w:eastAsia="Times New Roman"/>
+          <w:sz w:val="18"/>
+          <w:szCs w:val="18"/>
+        </w:rPr>
+        <w:t xml:space="preserve">explanatory footnotes are placed at the bottom of the page in 9 pt type.</w:t>
+      </w:r>
+    </w:p>
+  </w:footnote>
+  <w:footnote w:id="4">
+    <w:p>
+      <w:pPr>
+        <w:pStyle w:val="FootnoteText"/>
+        <w:spacing w:before="0" w:after="0" w:line="227" w:lineRule="exact"/>
+        <w:ind w:left="300" w:leftChars="0"/>
+      </w:pPr>
+      <w:r>
+        <w:rPr>
+          <w:rStyle w:val="FootnoteReference"/>
+        </w:rPr>
+        <w:footnoteRef/>
+      </w:r>
+      <w:r>
+        <w:rPr>
+          <w:rFonts w:ascii="Times New Roman" w:hAnsi="Times New Roman" w:eastAsia="Times New Roman"/>
+          <w:sz w:val="18"/>
+          <w:szCs w:val="18"/>
+        </w:rPr>
+        <w:t xml:space="preserve">This is a footnote.</w:t>
+      </w:r>
+    </w:p>
+  </w:footnote>
+  <w:footnote w:id="5">
+    <w:p>
+      <w:pPr>
+        <w:pStyle w:val="FootnoteText"/>
+        <w:spacing w:before="0" w:after="0" w:line="227" w:lineRule="exact"/>
+        <w:ind w:left="300" w:leftChars="0"/>
+      </w:pPr>
+      <w:r>
+        <w:rPr>
+          <w:rStyle w:val="FootnoteReference"/>
+        </w:rPr>
+        <w:footnoteRef/>
+      </w:r>
+      <w:r>
+        <w:rPr>
+          <w:rFonts w:ascii="Times New Roman" w:hAnsi="Times New Roman" w:eastAsia="Times New Roman"/>
+          <w:sz w:val="18"/>
+          <w:szCs w:val="18"/>
+        </w:rPr>
+        <w:t xml:space="preserve">This is another footnote.</w:t>
       </w:r>
     </w:p>
   </w:footnote>
